--- a/Document/fuClaw_vs_OpenClaw_vs_Hermes_Agent_全方位架構與優缺點對比總表.docx
+++ b/Document/fuClaw_vs_OpenClaw_vs_Hermes_Agent_全方位架構與優缺點對比總表.docx
@@ -4167,7 +4167,17 @@
           <w:kern w:val="0"/>
           <w:szCs w:val="24"/>
         </w:rPr>
-        <w:t>：利用子代理群和代碼自生成能力，徹底解放人類對其編寫 Skills 的依賴，成為 24/7 不間斷自我修正、解決複雜長任務的雲端數位大腦。</w:t>
+        <w:t>：利用子代理群和代碼自生成能力，徹底解放人類對其編寫 Skills 的依賴，成為</w:t>
+      </w:r>
+      <w:bookmarkStart w:id="0" w:name="_GoBack"/>
+      <w:bookmarkEnd w:id="0"/>
+      <w:r>
+        <w:rPr>
+          <w:rFonts w:ascii="標楷體" w:eastAsia="標楷體" w:hAnsi="標楷體" w:cs="新細明體"/>
+          <w:kern w:val="0"/>
+          <w:szCs w:val="24"/>
+        </w:rPr>
+        <w:t>不間斷自我修正、解決複雜長任務的雲端數位大腦。</w:t>
       </w:r>
     </w:p>
     <w:p>
@@ -4230,13 +4240,11 @@
         <w:widowControl/>
         <w:spacing w:before="100" w:beforeAutospacing="1" w:after="100" w:afterAutospacing="1"/>
         <w:rPr>
-          <w:rFonts w:ascii="標楷體" w:eastAsia="標楷體" w:hAnsi="標楷體" w:cs="新細明體" w:hint="eastAsia"/>
+          <w:rFonts w:ascii="標楷體" w:eastAsia="標楷體" w:hAnsi="標楷體" w:cs="新細明體"/>
           <w:kern w:val="0"/>
           <w:szCs w:val="24"/>
         </w:rPr>
       </w:pPr>
-      <w:bookmarkStart w:id="0" w:name="_GoBack"/>
-      <w:bookmarkEnd w:id="0"/>
     </w:p>
     <w:p>
       <w:pPr>

--- a/Document/fuClaw_vs_OpenClaw_vs_Hermes_Agent_全方位架構與優缺點對比總表.docx
+++ b/Document/fuClaw_vs_OpenClaw_vs_Hermes_Agent_全方位架構與優缺點對比總表.docx
@@ -1,6 +1,6 @@
 
 <file path=word/document.xml><?xml version="1.0" encoding="utf-8"?>
-<w:document xmlns:wpc="http://schemas.microsoft.com/office/word/2010/wordprocessingCanvas" xmlns:cx="http://schemas.microsoft.com/office/drawing/2014/chartex" xmlns:cx1="http://schemas.microsoft.com/office/drawing/2015/9/8/chartex" xmlns:cx2="http://schemas.microsoft.com/office/drawing/2015/10/21/chartex" xmlns:cx3="http://schemas.microsoft.com/office/drawing/2016/5/9/chartex" xmlns:cx4="http://schemas.microsoft.com/office/drawing/2016/5/10/chartex" xmlns:cx5="http://schemas.microsoft.com/office/drawing/2016/5/11/chartex" xmlns:cx6="http://schemas.microsoft.com/office/drawing/2016/5/12/chartex" xmlns:cx7="http://schemas.microsoft.com/office/drawing/2016/5/13/chartex" xmlns:cx8="http://schemas.microsoft.com/office/drawing/2016/5/14/chartex" xmlns:mc="http://schemas.openxmlformats.org/markup-compatibility/2006" xmlns:aink="http://schemas.microsoft.com/office/drawing/2016/ink" xmlns:am3d="http://schemas.microsoft.com/office/drawing/2017/model3d" xmlns:o="urn:schemas-microsoft-com:office:office" xmlns:r="http://schemas.openxmlformats.org/officeDocument/2006/relationships" xmlns:m="http://schemas.openxmlformats.org/officeDocument/2006/math" xmlns:v="urn:schemas-microsoft-com:vml" xmlns:wp14="http://schemas.microsoft.com/office/word/2010/wordprocessingDrawing" xmlns:wp="http://schemas.openxmlformats.org/drawingml/2006/wordprocessingDrawing" xmlns:w10="urn:schemas-microsoft-com:office:word" xmlns:w="http://schemas.openxmlformats.org/wordprocessingml/2006/main" xmlns:w14="http://schemas.microsoft.com/office/word/2010/wordml" xmlns:w15="http://schemas.microsoft.com/office/word/2012/wordml" xmlns:w16cid="http://schemas.microsoft.com/office/word/2016/wordml/cid" xmlns:w16se="http://schemas.microsoft.com/office/word/2015/wordml/symex" xmlns:wpg="http://schemas.microsoft.com/office/word/2010/wordprocessingGroup" xmlns:wpi="http://schemas.microsoft.com/office/word/2010/wordprocessingInk" xmlns:wne="http://schemas.microsoft.com/office/word/2006/wordml" xmlns:wps="http://schemas.microsoft.com/office/word/2010/wordprocessingShape" mc:Ignorable="w14 w15 w16se w16cid wp14">
+<w:document xmlns:wpc="http://schemas.microsoft.com/office/word/2010/wordprocessingCanvas" xmlns:mc="http://schemas.openxmlformats.org/markup-compatibility/2006" xmlns:o="urn:schemas-microsoft-com:office:office" xmlns:r="http://schemas.openxmlformats.org/officeDocument/2006/relationships" xmlns:m="http://schemas.openxmlformats.org/officeDocument/2006/math" xmlns:v="urn:schemas-microsoft-com:vml" xmlns:wp14="http://schemas.microsoft.com/office/word/2010/wordprocessingDrawing" xmlns:wp="http://schemas.openxmlformats.org/drawingml/2006/wordprocessingDrawing" xmlns:w10="urn:schemas-microsoft-com:office:word" xmlns:w="http://schemas.openxmlformats.org/wordprocessingml/2006/main" xmlns:w14="http://schemas.microsoft.com/office/word/2010/wordml" xmlns:wpg="http://schemas.microsoft.com/office/word/2010/wordprocessingGroup" xmlns:wpi="http://schemas.microsoft.com/office/word/2010/wordprocessingInk" xmlns:wne="http://schemas.microsoft.com/office/word/2006/wordml" xmlns:wps="http://schemas.microsoft.com/office/word/2010/wordprocessingShape" mc:Ignorable="w14 wp14">
   <w:body>
     <w:p>
       <w:pPr>
@@ -16,6 +16,8 @@
           <w:szCs w:val="36"/>
         </w:rPr>
       </w:pPr>
+      <w:bookmarkStart w:id="0" w:name="_GoBack"/>
+      <w:bookmarkEnd w:id="0"/>
       <w:r>
         <w:rPr>
           <w:rFonts w:ascii="標楷體" w:eastAsia="標楷體" w:hAnsi="標楷體" w:cs="新細明體"/>
@@ -1281,7 +1283,7 @@
                 <w:szCs w:val="24"/>
               </w:rPr>
               <w:lastRenderedPageBreak/>
-              <w:t>/clearSchedule）與 Agent 對 Agent 通訊工具（/tcpSendMessage、/mqttSendMessage、/mqttSendImage、/telegramSendMessage、/telegramSendImage、/lineSendMessage），工具調用範圍已從純硬體控制延伸至跨裝置協作與多通道告警。</w:t>
+              <w:t>/clearSchedule）與 Agent 對 Agent 通訊工具（/tcpSendMessage、/mqttSendMessage、/mqttSendImage、/telegramSendMessage、/telegramSendImage、/lineSendMessage），工具調用範圍已從純硬體控制延伸至跨裝置協作與多通道告警。近期再擴充 OLED 文字顯示（/oled）、SD 卡讀寫管理（/sdcard）、即時時鐘同步（/syncrtc、/getrtc）、系統日誌與記憶查詢（/getLog、/getMemory）及網路搜尋（/search）等工具，強化裝置自我診斷、時序校準與資訊回饋能力。</w:t>
             </w:r>
           </w:p>
         </w:tc>
@@ -1418,6 +1420,7 @@
                 <w:kern w:val="0"/>
                 <w:szCs w:val="24"/>
               </w:rPr>
+              <w:lastRenderedPageBreak/>
               <w:t>通訊與閘道層架構</w:t>
             </w:r>
           </w:p>
@@ -1864,7 +1867,16 @@
                 <w:kern w:val="0"/>
                 <w:szCs w:val="24"/>
               </w:rPr>
-              <w:t xml:space="preserve"> 中。初始化時讀取 Markdown 作為上下文，並與性格（</w:t>
+              <w:t xml:space="preserve"> 中。初始化時</w:t>
+            </w:r>
+            <w:r>
+              <w:rPr>
+                <w:rFonts w:ascii="標楷體" w:eastAsia="標楷體" w:hAnsi="標楷體" w:cs="新細明體"/>
+                <w:kern w:val="0"/>
+                <w:szCs w:val="24"/>
+              </w:rPr>
+              <w:lastRenderedPageBreak/>
+              <w:t>讀取 Markdown 作為上下文，並與性格（</w:t>
             </w:r>
             <w:r>
               <w:rPr>
@@ -1923,6 +1935,7 @@
                 <w:kern w:val="0"/>
                 <w:szCs w:val="24"/>
               </w:rPr>
+              <w:lastRenderedPageBreak/>
               <w:t>自動壓縮與滾動上下文（Context Guard）：</w:t>
             </w:r>
           </w:p>
@@ -1942,7 +1955,16 @@
                 <w:kern w:val="0"/>
                 <w:szCs w:val="24"/>
               </w:rPr>
-              <w:t xml:space="preserve">設有上下文守門員，當 Token 快超標時在背景觸發「靜默回合」，將舊歷史自動摘要化（Compaction）後寫入本地 </w:t>
+              <w:t>設有上下文守門員，當 Token 快超標時在背景觸發「靜默回合」，將舊歷史自動摘要化（Compaction）</w:t>
+            </w:r>
+            <w:r>
+              <w:rPr>
+                <w:rFonts w:ascii="標楷體" w:eastAsia="標楷體" w:hAnsi="標楷體" w:cs="新細明體"/>
+                <w:kern w:val="0"/>
+                <w:szCs w:val="24"/>
+              </w:rPr>
+              <w:lastRenderedPageBreak/>
+              <w:t xml:space="preserve">後寫入本地 </w:t>
             </w:r>
             <w:r>
               <w:rPr>
@@ -1985,6 +2007,7 @@
                 <w:kern w:val="0"/>
                 <w:szCs w:val="24"/>
               </w:rPr>
+              <w:lastRenderedPageBreak/>
               <w:t>三層式持久記憶架構：</w:t>
             </w:r>
           </w:p>
@@ -2004,7 +2027,16 @@
                 <w:kern w:val="0"/>
                 <w:szCs w:val="24"/>
               </w:rPr>
-              <w:t>擁有「短期任務 Context + 長期向量記憶庫（Vector DB） + 動態用戶畫像（User Profile）」三層架構。子任務日誌隨子 Worker 銷毀而抹除，主腦自動提煉事實與偏好寫入本機。</w:t>
+              <w:t>擁有「短期任務 Context + 長期向量記憶庫（Vector DB） + 動態用戶畫像（User Profile）」三層架構。</w:t>
+            </w:r>
+            <w:r>
+              <w:rPr>
+                <w:rFonts w:ascii="標楷體" w:eastAsia="標楷體" w:hAnsi="標楷體" w:cs="新細明體"/>
+                <w:kern w:val="0"/>
+                <w:szCs w:val="24"/>
+              </w:rPr>
+              <w:lastRenderedPageBreak/>
+              <w:t>子任務日誌隨子 Worker 銷毀而抹除，主腦自動提煉事實與偏好寫入本機。</w:t>
             </w:r>
           </w:p>
         </w:tc>
@@ -2032,6 +2064,7 @@
                 <w:kern w:val="0"/>
                 <w:szCs w:val="24"/>
               </w:rPr>
+              <w:lastRenderedPageBreak/>
               <w:t>多模態感知能力</w:t>
             </w:r>
           </w:p>
@@ -2078,7 +2111,6 @@
                 <w:kern w:val="0"/>
                 <w:szCs w:val="24"/>
               </w:rPr>
-              <w:lastRenderedPageBreak/>
               <w:t xml:space="preserve">本地相機直接抓取影像，進行 Base64 編碼上傳與本地推理（使用 </w:t>
             </w:r>
             <w:r>
@@ -2095,7 +2127,7 @@
                 <w:kern w:val="0"/>
                 <w:szCs w:val="24"/>
               </w:rPr>
-              <w:t xml:space="preserve"> 命令）。</w:t>
+              <w:t xml:space="preserve"> 命令）。新增本地 OLED（SSD1306，128x64）文字顯示模組（/oled），可即時輸出繁中/英文狀態訊息，形成「視覺輸入 + 文字輸出」雙向邊緣多模態回饋。</w:t>
             </w:r>
           </w:p>
         </w:tc>
@@ -2122,7 +2154,6 @@
                 <w:kern w:val="0"/>
                 <w:szCs w:val="24"/>
               </w:rPr>
-              <w:lastRenderedPageBreak/>
               <w:t>系統層多模態：</w:t>
             </w:r>
           </w:p>
@@ -2142,7 +2173,6 @@
                 <w:kern w:val="0"/>
                 <w:szCs w:val="24"/>
               </w:rPr>
-              <w:lastRenderedPageBreak/>
               <w:t>處理螢幕截圖、本地圖片檔案或使用者上傳的媒體。</w:t>
             </w:r>
           </w:p>
@@ -2170,7 +2200,6 @@
                 <w:kern w:val="0"/>
                 <w:szCs w:val="24"/>
               </w:rPr>
-              <w:lastRenderedPageBreak/>
               <w:t>全文本/代碼/多模態多重分析：</w:t>
             </w:r>
           </w:p>
@@ -2190,7 +2219,6 @@
                 <w:kern w:val="0"/>
                 <w:szCs w:val="24"/>
               </w:rPr>
-              <w:lastRenderedPageBreak/>
               <w:t>擅長跨文件代碼審查、日誌大數據分析與複雜圖表的多模態語意推理。</w:t>
             </w:r>
           </w:p>
@@ -2219,7 +2247,6 @@
                 <w:kern w:val="0"/>
                 <w:szCs w:val="24"/>
               </w:rPr>
-              <w:lastRenderedPageBreak/>
               <w:t>防錯與熔斷機制</w:t>
             </w:r>
           </w:p>
@@ -2898,7 +2925,54 @@
                 <w:kern w:val="0"/>
                 <w:szCs w:val="24"/>
               </w:rPr>
-              <w:t>只要排程內容能完整表達成 tool_call JSON，觸發時即可略過雲端 Gemini 呼叫，即使網路中斷或 API 額度用盡，既定的自動化仍準時執行。</w:t>
+              <w:t>只要排程內容能完整表達成 tool_call JSON，觸發時即可略過雲端 Gemini 呼叫，即使網路中斷或 API 額度用盡，既定的自動</w:t>
+            </w:r>
+            <w:r>
+              <w:rPr>
+                <w:rFonts w:ascii="標楷體" w:eastAsia="標楷體" w:hAnsi="標楷體" w:cs="新細明體" w:hint="eastAsia"/>
+                <w:bCs/>
+                <w:kern w:val="0"/>
+                <w:szCs w:val="24"/>
+              </w:rPr>
+              <w:lastRenderedPageBreak/>
+              <w:t>化仍準時執行。</w:t>
+            </w:r>
+          </w:p>
+          <w:p>
+            <w:pPr>
+              <w:widowControl/>
+              <w:spacing w:before="100" w:beforeAutospacing="1" w:after="100" w:afterAutospacing="1"/>
+              <w:rPr>
+                <w:rFonts w:ascii="標楷體" w:eastAsia="標楷體" w:hAnsi="標楷體" w:cs="新細明體"/>
+                <w:kern w:val="0"/>
+                <w:szCs w:val="24"/>
+              </w:rPr>
+            </w:pPr>
+            <w:r>
+              <w:rPr>
+                <w:rFonts w:ascii="標楷體" w:eastAsia="標楷體" w:hAnsi="標楷體" w:cs="新細明體"/>
+                <w:kern w:val="0"/>
+                <w:szCs w:val="24"/>
+              </w:rPr>
+              <w:t xml:space="preserve">7. </w:t>
+            </w:r>
+            <w:r>
+              <w:rPr>
+                <w:rFonts w:ascii="標楷體" w:eastAsia="標楷體" w:hAnsi="標楷體" w:cs="新細明體"/>
+                <w:b/>
+                <w:bCs/>
+                <w:kern w:val="0"/>
+                <w:szCs w:val="24"/>
+              </w:rPr>
+              <w:t>圖形化系統控制台：</w:t>
+            </w:r>
+            <w:r>
+              <w:rPr>
+                <w:rFonts w:ascii="標楷體" w:eastAsia="標楷體" w:hAnsi="標楷體" w:cs="新細明體"/>
+                <w:kern w:val="0"/>
+                <w:szCs w:val="24"/>
+              </w:rPr>
+              <w:t xml:space="preserve"> 新增 index.html（WiFi/MQTT/LLM/Telegram 系統參數設定）與 index_agent.html（性格 soul.md、技能 skill.md、硬體規則 device.md 線上編輯器）雙儀表板，透過瀏覽器即可即時調整設定與行為邏輯，無需拔取 SD 卡或重新燒錄韌體。</w:t>
             </w:r>
           </w:p>
         </w:tc>
@@ -2923,6 +2997,7 @@
                 <w:kern w:val="0"/>
                 <w:szCs w:val="24"/>
               </w:rPr>
+              <w:lastRenderedPageBreak/>
               <w:t xml:space="preserve">1. </w:t>
             </w:r>
             <w:r>
@@ -3234,6 +3309,7 @@
                 <w:kern w:val="0"/>
                 <w:szCs w:val="24"/>
               </w:rPr>
+              <w:lastRenderedPageBreak/>
               <w:t>缺點與挑戰 (Disadvantages)</w:t>
             </w:r>
           </w:p>
@@ -3314,16 +3390,7 @@
                 <w:kern w:val="0"/>
                 <w:szCs w:val="24"/>
               </w:rPr>
-              <w:t xml:space="preserve"> 受限於單次網路傳輸 Buffer 與動態記憶體，無法滾動超長對話，歷史太長需依</w:t>
-            </w:r>
-            <w:r>
-              <w:rPr>
-                <w:rFonts w:ascii="標楷體" w:eastAsia="標楷體" w:hAnsi="標楷體" w:cs="新細明體"/>
-                <w:kern w:val="0"/>
-                <w:szCs w:val="24"/>
-              </w:rPr>
-              <w:lastRenderedPageBreak/>
-              <w:t xml:space="preserve">賴人工清理 </w:t>
+              <w:t xml:space="preserve"> 受限於單次網路傳輸 Buffer 與動態記憶體，無法滾動超長對話，歷史太長需依賴人工清理 </w:t>
             </w:r>
             <w:r>
               <w:rPr>
@@ -3438,7 +3505,6 @@
                 <w:kern w:val="0"/>
                 <w:szCs w:val="24"/>
               </w:rPr>
-              <w:lastRenderedPageBreak/>
               <w:t xml:space="preserve">1. </w:t>
             </w:r>
             <w:r>
@@ -3494,16 +3560,7 @@
                 <w:kern w:val="0"/>
                 <w:szCs w:val="24"/>
               </w:rPr>
-              <w:t xml:space="preserve"> 控制物理世界（如開燈）需額外透過網路或序列埠（Serial）連接 </w:t>
-            </w:r>
-            <w:r>
-              <w:rPr>
-                <w:rFonts w:ascii="標楷體" w:eastAsia="標楷體" w:hAnsi="標楷體" w:cs="新細明體"/>
-                <w:kern w:val="0"/>
-                <w:szCs w:val="24"/>
-              </w:rPr>
-              <w:lastRenderedPageBreak/>
-              <w:t>Arduino 等設備，多一層轉換，增加延遲與複雜度。</w:t>
+              <w:t xml:space="preserve"> 控制物理世界（如開燈）需額外透過網路或序列埠（Serial）連接 Arduino 等設備，多一層轉換，增加延遲與複雜度。</w:t>
             </w:r>
           </w:p>
           <w:p>
@@ -3602,7 +3659,6 @@
                 <w:kern w:val="0"/>
                 <w:szCs w:val="24"/>
               </w:rPr>
-              <w:lastRenderedPageBreak/>
               <w:t xml:space="preserve">1. </w:t>
             </w:r>
             <w:r>
@@ -3658,16 +3714,7 @@
                 <w:kern w:val="0"/>
                 <w:szCs w:val="24"/>
               </w:rPr>
-              <w:t xml:space="preserve"> 代碼生成高度依賴高智</w:t>
-            </w:r>
-            <w:r>
-              <w:rPr>
-                <w:rFonts w:ascii="標楷體" w:eastAsia="標楷體" w:hAnsi="標楷體" w:cs="新細明體"/>
-                <w:kern w:val="0"/>
-                <w:szCs w:val="24"/>
-              </w:rPr>
-              <w:lastRenderedPageBreak/>
-              <w:t>商模型（如 Claude 3.5 Sonnet / Nous 微調版），中低階模型下錯誤率呈指數型上升。</w:t>
+              <w:t xml:space="preserve"> 代碼生成高度依賴高智商模型（如 Claude 3.5 Sonnet / Nous 微調版），中低階模型下錯誤率呈指數型上升。</w:t>
             </w:r>
           </w:p>
           <w:p>
@@ -3769,7 +3816,6 @@
                 <w:kern w:val="0"/>
                 <w:szCs w:val="24"/>
               </w:rPr>
-              <w:lastRenderedPageBreak/>
               <w:t>典型適用場景</w:t>
             </w:r>
           </w:p>
@@ -4090,6 +4136,7 @@
           <w:kern w:val="0"/>
           <w:szCs w:val="24"/>
         </w:rPr>
+        <w:lastRenderedPageBreak/>
         <w:t>OpenClaw</w:t>
       </w:r>
       <w:r>
@@ -4167,17 +4214,7 @@
           <w:kern w:val="0"/>
           <w:szCs w:val="24"/>
         </w:rPr>
-        <w:t>：利用子代理群和代碼自生成能力，徹底解放人類對其編寫 Skills 的依賴，成為</w:t>
-      </w:r>
-      <w:bookmarkStart w:id="0" w:name="_GoBack"/>
-      <w:bookmarkEnd w:id="0"/>
-      <w:r>
-        <w:rPr>
-          <w:rFonts w:ascii="標楷體" w:eastAsia="標楷體" w:hAnsi="標楷體" w:cs="新細明體"/>
-          <w:kern w:val="0"/>
-          <w:szCs w:val="24"/>
-        </w:rPr>
-        <w:t>不間斷自我修正、解決複雜長任務的雲端數位大腦。</w:t>
+        <w:t>：利用子代理群和代碼自生成能力，徹底解放人類對其編寫 Skills 的依賴，成為不間斷自我修正、解決複雜長任務的雲端數位大腦。</w:t>
       </w:r>
     </w:p>
     <w:p>
@@ -4269,32 +4306,7 @@
           <w:sz w:val="27"/>
           <w:szCs w:val="27"/>
         </w:rPr>
-        <w:lastRenderedPageBreak/>
-        <w:t xml:space="preserve">未來 </w:t>
-      </w:r>
-      <w:proofErr w:type="spellStart"/>
-      <w:r>
-        <w:rPr>
-          <w:rFonts w:ascii="標楷體" w:eastAsia="標楷體" w:hAnsi="標楷體" w:cs="新細明體"/>
-          <w:b/>
-          <w:bCs/>
-          <w:kern w:val="0"/>
-          <w:sz w:val="27"/>
-          <w:szCs w:val="27"/>
-        </w:rPr>
-        <w:t>AIoT</w:t>
-      </w:r>
-      <w:proofErr w:type="spellEnd"/>
-      <w:r>
-        <w:rPr>
-          <w:rFonts w:ascii="標楷體" w:eastAsia="標楷體" w:hAnsi="標楷體" w:cs="新細明體"/>
-          <w:b/>
-          <w:bCs/>
-          <w:kern w:val="0"/>
-          <w:sz w:val="27"/>
-          <w:szCs w:val="27"/>
-        </w:rPr>
-        <w:t xml:space="preserve"> 生態的互補關係</w:t>
+        <w:t>未來 AIoT 生態的互補關係</w:t>
       </w:r>
     </w:p>
     <w:p>
@@ -4947,6 +4959,7 @@
           <w:kern w:val="0"/>
           <w:szCs w:val="24"/>
         </w:rPr>
+        <w:lastRenderedPageBreak/>
         <w:t>OpenClaw</w:t>
       </w:r>
       <w:r>
@@ -5009,7 +5022,7 @@
 </file>
 
 <file path=word/endnotes.xml><?xml version="1.0" encoding="utf-8"?>
-<w:endnotes xmlns:wpc="http://schemas.microsoft.com/office/word/2010/wordprocessingCanvas" xmlns:cx="http://schemas.microsoft.com/office/drawing/2014/chartex" xmlns:cx1="http://schemas.microsoft.com/office/drawing/2015/9/8/chartex" xmlns:cx2="http://schemas.microsoft.com/office/drawing/2015/10/21/chartex" xmlns:cx3="http://schemas.microsoft.com/office/drawing/2016/5/9/chartex" xmlns:cx4="http://schemas.microsoft.com/office/drawing/2016/5/10/chartex" xmlns:cx5="http://schemas.microsoft.com/office/drawing/2016/5/11/chartex" xmlns:cx6="http://schemas.microsoft.com/office/drawing/2016/5/12/chartex" xmlns:cx7="http://schemas.microsoft.com/office/drawing/2016/5/13/chartex" xmlns:cx8="http://schemas.microsoft.com/office/drawing/2016/5/14/chartex" xmlns:mc="http://schemas.openxmlformats.org/markup-compatibility/2006" xmlns:aink="http://schemas.microsoft.com/office/drawing/2016/ink" xmlns:am3d="http://schemas.microsoft.com/office/drawing/2017/model3d" xmlns:o="urn:schemas-microsoft-com:office:office" xmlns:r="http://schemas.openxmlformats.org/officeDocument/2006/relationships" xmlns:m="http://schemas.openxmlformats.org/officeDocument/2006/math" xmlns:v="urn:schemas-microsoft-com:vml" xmlns:wp14="http://schemas.microsoft.com/office/word/2010/wordprocessingDrawing" xmlns:wp="http://schemas.openxmlformats.org/drawingml/2006/wordprocessingDrawing" xmlns:w10="urn:schemas-microsoft-com:office:word" xmlns:w="http://schemas.openxmlformats.org/wordprocessingml/2006/main" xmlns:w14="http://schemas.microsoft.com/office/word/2010/wordml" xmlns:w15="http://schemas.microsoft.com/office/word/2012/wordml" xmlns:w16cid="http://schemas.microsoft.com/office/word/2016/wordml/cid" xmlns:w16se="http://schemas.microsoft.com/office/word/2015/wordml/symex" xmlns:wpg="http://schemas.microsoft.com/office/word/2010/wordprocessingGroup" xmlns:wpi="http://schemas.microsoft.com/office/word/2010/wordprocessingInk" xmlns:wne="http://schemas.microsoft.com/office/word/2006/wordml" xmlns:wps="http://schemas.microsoft.com/office/word/2010/wordprocessingShape" mc:Ignorable="w14 w15 w16se w16cid wp14">
+<w:endnotes xmlns:wpc="http://schemas.microsoft.com/office/word/2010/wordprocessingCanvas" xmlns:mc="http://schemas.openxmlformats.org/markup-compatibility/2006" xmlns:o="urn:schemas-microsoft-com:office:office" xmlns:r="http://schemas.openxmlformats.org/officeDocument/2006/relationships" xmlns:m="http://schemas.openxmlformats.org/officeDocument/2006/math" xmlns:v="urn:schemas-microsoft-com:vml" xmlns:wp14="http://schemas.microsoft.com/office/word/2010/wordprocessingDrawing" xmlns:wp="http://schemas.openxmlformats.org/drawingml/2006/wordprocessingDrawing" xmlns:w10="urn:schemas-microsoft-com:office:word" xmlns:w="http://schemas.openxmlformats.org/wordprocessingml/2006/main" xmlns:w14="http://schemas.microsoft.com/office/word/2010/wordml" xmlns:wpg="http://schemas.microsoft.com/office/word/2010/wordprocessingGroup" xmlns:wpi="http://schemas.microsoft.com/office/word/2010/wordprocessingInk" xmlns:wne="http://schemas.microsoft.com/office/word/2006/wordml" xmlns:wps="http://schemas.microsoft.com/office/word/2010/wordprocessingShape" mc:Ignorable="w14 wp14">
   <w:endnote w:type="separator" w:id="-1">
     <w:p>
       <w:r>
@@ -5028,7 +5041,7 @@
 </file>
 
 <file path=word/footnotes.xml><?xml version="1.0" encoding="utf-8"?>
-<w:footnotes xmlns:wpc="http://schemas.microsoft.com/office/word/2010/wordprocessingCanvas" xmlns:cx="http://schemas.microsoft.com/office/drawing/2014/chartex" xmlns:cx1="http://schemas.microsoft.com/office/drawing/2015/9/8/chartex" xmlns:cx2="http://schemas.microsoft.com/office/drawing/2015/10/21/chartex" xmlns:cx3="http://schemas.microsoft.com/office/drawing/2016/5/9/chartex" xmlns:cx4="http://schemas.microsoft.com/office/drawing/2016/5/10/chartex" xmlns:cx5="http://schemas.microsoft.com/office/drawing/2016/5/11/chartex" xmlns:cx6="http://schemas.microsoft.com/office/drawing/2016/5/12/chartex" xmlns:cx7="http://schemas.microsoft.com/office/drawing/2016/5/13/chartex" xmlns:cx8="http://schemas.microsoft.com/office/drawing/2016/5/14/chartex" xmlns:mc="http://schemas.openxmlformats.org/markup-compatibility/2006" xmlns:aink="http://schemas.microsoft.com/office/drawing/2016/ink" xmlns:am3d="http://schemas.microsoft.com/office/drawing/2017/model3d" xmlns:o="urn:schemas-microsoft-com:office:office" xmlns:r="http://schemas.openxmlformats.org/officeDocument/2006/relationships" xmlns:m="http://schemas.openxmlformats.org/officeDocument/2006/math" xmlns:v="urn:schemas-microsoft-com:vml" xmlns:wp14="http://schemas.microsoft.com/office/word/2010/wordprocessingDrawing" xmlns:wp="http://schemas.openxmlformats.org/drawingml/2006/wordprocessingDrawing" xmlns:w10="urn:schemas-microsoft-com:office:word" xmlns:w="http://schemas.openxmlformats.org/wordprocessingml/2006/main" xmlns:w14="http://schemas.microsoft.com/office/word/2010/wordml" xmlns:w15="http://schemas.microsoft.com/office/word/2012/wordml" xmlns:w16cid="http://schemas.microsoft.com/office/word/2016/wordml/cid" xmlns:w16se="http://schemas.microsoft.com/office/word/2015/wordml/symex" xmlns:wpg="http://schemas.microsoft.com/office/word/2010/wordprocessingGroup" xmlns:wpi="http://schemas.microsoft.com/office/word/2010/wordprocessingInk" xmlns:wne="http://schemas.microsoft.com/office/word/2006/wordml" xmlns:wps="http://schemas.microsoft.com/office/word/2010/wordprocessingShape" mc:Ignorable="w14 w15 w16se w16cid wp14">
+<w:footnotes xmlns:wpc="http://schemas.microsoft.com/office/word/2010/wordprocessingCanvas" xmlns:mc="http://schemas.openxmlformats.org/markup-compatibility/2006" xmlns:o="urn:schemas-microsoft-com:office:office" xmlns:r="http://schemas.openxmlformats.org/officeDocument/2006/relationships" xmlns:m="http://schemas.openxmlformats.org/officeDocument/2006/math" xmlns:v="urn:schemas-microsoft-com:vml" xmlns:wp14="http://schemas.microsoft.com/office/word/2010/wordprocessingDrawing" xmlns:wp="http://schemas.openxmlformats.org/drawingml/2006/wordprocessingDrawing" xmlns:w10="urn:schemas-microsoft-com:office:word" xmlns:w="http://schemas.openxmlformats.org/wordprocessingml/2006/main" xmlns:w14="http://schemas.microsoft.com/office/word/2010/wordml" xmlns:wpg="http://schemas.microsoft.com/office/word/2010/wordprocessingGroup" xmlns:wpi="http://schemas.microsoft.com/office/word/2010/wordprocessingInk" xmlns:wne="http://schemas.microsoft.com/office/word/2006/wordml" xmlns:wps="http://schemas.microsoft.com/office/word/2010/wordprocessingShape" mc:Ignorable="w14 wp14">
   <w:footnote w:type="separator" w:id="-1">
     <w:p>
       <w:r>
@@ -5047,8 +5060,8 @@
 </file>
 
 <file path=word/numbering.xml><?xml version="1.0" encoding="utf-8"?>
-<w:numbering xmlns:wpc="http://schemas.microsoft.com/office/word/2010/wordprocessingCanvas" xmlns:cx="http://schemas.microsoft.com/office/drawing/2014/chartex" xmlns:cx1="http://schemas.microsoft.com/office/drawing/2015/9/8/chartex" xmlns:cx2="http://schemas.microsoft.com/office/drawing/2015/10/21/chartex" xmlns:cx3="http://schemas.microsoft.com/office/drawing/2016/5/9/chartex" xmlns:cx4="http://schemas.microsoft.com/office/drawing/2016/5/10/chartex" xmlns:cx5="http://schemas.microsoft.com/office/drawing/2016/5/11/chartex" xmlns:cx6="http://schemas.microsoft.com/office/drawing/2016/5/12/chartex" xmlns:cx7="http://schemas.microsoft.com/office/drawing/2016/5/13/chartex" xmlns:cx8="http://schemas.microsoft.com/office/drawing/2016/5/14/chartex" xmlns:mc="http://schemas.openxmlformats.org/markup-compatibility/2006" xmlns:aink="http://schemas.microsoft.com/office/drawing/2016/ink" xmlns:am3d="http://schemas.microsoft.com/office/drawing/2017/model3d" xmlns:o="urn:schemas-microsoft-com:office:office" xmlns:r="http://schemas.openxmlformats.org/officeDocument/2006/relationships" xmlns:m="http://schemas.openxmlformats.org/officeDocument/2006/math" xmlns:v="urn:schemas-microsoft-com:vml" xmlns:wp14="http://schemas.microsoft.com/office/word/2010/wordprocessingDrawing" xmlns:wp="http://schemas.openxmlformats.org/drawingml/2006/wordprocessingDrawing" xmlns:w10="urn:schemas-microsoft-com:office:word" xmlns:w="http://schemas.openxmlformats.org/wordprocessingml/2006/main" xmlns:w14="http://schemas.microsoft.com/office/word/2010/wordml" xmlns:w15="http://schemas.microsoft.com/office/word/2012/wordml" xmlns:w16cid="http://schemas.microsoft.com/office/word/2016/wordml/cid" xmlns:w16se="http://schemas.microsoft.com/office/word/2015/wordml/symex" xmlns:wpg="http://schemas.microsoft.com/office/word/2010/wordprocessingGroup" xmlns:wpi="http://schemas.microsoft.com/office/word/2010/wordprocessingInk" xmlns:wne="http://schemas.microsoft.com/office/word/2006/wordml" xmlns:wps="http://schemas.microsoft.com/office/word/2010/wordprocessingShape" mc:Ignorable="w14 w15 w16se w16cid wp14">
-  <w:abstractNum w:abstractNumId="0" w15:restartNumberingAfterBreak="0">
+<w:numbering xmlns:wpc="http://schemas.microsoft.com/office/word/2010/wordprocessingCanvas" xmlns:mc="http://schemas.openxmlformats.org/markup-compatibility/2006" xmlns:o="urn:schemas-microsoft-com:office:office" xmlns:r="http://schemas.openxmlformats.org/officeDocument/2006/relationships" xmlns:m="http://schemas.openxmlformats.org/officeDocument/2006/math" xmlns:v="urn:schemas-microsoft-com:vml" xmlns:wp14="http://schemas.microsoft.com/office/word/2010/wordprocessingDrawing" xmlns:wp="http://schemas.openxmlformats.org/drawingml/2006/wordprocessingDrawing" xmlns:w10="urn:schemas-microsoft-com:office:word" xmlns:w="http://schemas.openxmlformats.org/wordprocessingml/2006/main" xmlns:w14="http://schemas.microsoft.com/office/word/2010/wordml" xmlns:wpg="http://schemas.microsoft.com/office/word/2010/wordprocessingGroup" xmlns:wpi="http://schemas.microsoft.com/office/word/2010/wordprocessingInk" xmlns:wne="http://schemas.microsoft.com/office/word/2006/wordml" xmlns:wps="http://schemas.microsoft.com/office/word/2010/wordprocessingShape" mc:Ignorable="w14 wp14">
+  <w:abstractNum w:abstractNumId="0">
     <w:nsid w:val="416B6447"/>
     <w:multiLevelType w:val="multilevel"/>
     <w:tmpl w:val="705E61D6"/>
@@ -5197,7 +5210,7 @@
       </w:rPr>
     </w:lvl>
   </w:abstractNum>
-  <w:abstractNum w:abstractNumId="1" w15:restartNumberingAfterBreak="0">
+  <w:abstractNum w:abstractNumId="1">
     <w:nsid w:val="50D138D3"/>
     <w:multiLevelType w:val="multilevel"/>
     <w:tmpl w:val="61D8303C"/>
@@ -5356,7 +5369,7 @@
 </file>
 
 <file path=word/styles.xml><?xml version="1.0" encoding="utf-8"?>
-<w:styles xmlns:mc="http://schemas.openxmlformats.org/markup-compatibility/2006" xmlns:r="http://schemas.openxmlformats.org/officeDocument/2006/relationships" xmlns:w="http://schemas.openxmlformats.org/wordprocessingml/2006/main" xmlns:w14="http://schemas.microsoft.com/office/word/2010/wordml" xmlns:w15="http://schemas.microsoft.com/office/word/2012/wordml" xmlns:w16cid="http://schemas.microsoft.com/office/word/2016/wordml/cid" xmlns:w16se="http://schemas.microsoft.com/office/word/2015/wordml/symex" mc:Ignorable="w14 w15 w16se w16cid">
+<w:styles xmlns:mc="http://schemas.openxmlformats.org/markup-compatibility/2006" xmlns:r="http://schemas.openxmlformats.org/officeDocument/2006/relationships" xmlns:w="http://schemas.openxmlformats.org/wordprocessingml/2006/main" xmlns:w14="http://schemas.microsoft.com/office/word/2010/wordml" mc:Ignorable="w14">
   <w:docDefaults>
     <w:rPrDefault>
       <w:rPr>
@@ -5369,382 +5382,576 @@
     </w:rPrDefault>
     <w:pPrDefault/>
   </w:docDefaults>
-  <w:latentStyles w:defLockedState="0" w:defUIPriority="99" w:defSemiHidden="0" w:defUnhideWhenUsed="0" w:defQFormat="0" w:count="375">
-    <w:lsdException w:name="Normal" w:uiPriority="0" w:qFormat="1"/>
-    <w:lsdException w:name="heading 1" w:uiPriority="9" w:qFormat="1"/>
-    <w:lsdException w:name="heading 2" w:semiHidden="1" w:uiPriority="9" w:unhideWhenUsed="1" w:qFormat="1"/>
-    <w:lsdException w:name="heading 3" w:semiHidden="1" w:uiPriority="9" w:unhideWhenUsed="1" w:qFormat="1"/>
-    <w:lsdException w:name="heading 4" w:semiHidden="1" w:uiPriority="9" w:unhideWhenUsed="1" w:qFormat="1"/>
-    <w:lsdException w:name="heading 5" w:semiHidden="1" w:uiPriority="9" w:unhideWhenUsed="1" w:qFormat="1"/>
-    <w:lsdException w:name="heading 6" w:semiHidden="1" w:uiPriority="9" w:unhideWhenUsed="1" w:qFormat="1"/>
-    <w:lsdException w:name="heading 7" w:semiHidden="1" w:uiPriority="9" w:unhideWhenUsed="1" w:qFormat="1"/>
-    <w:lsdException w:name="heading 8" w:semiHidden="1" w:uiPriority="9" w:unhideWhenUsed="1" w:qFormat="1"/>
-    <w:lsdException w:name="heading 9" w:semiHidden="1" w:uiPriority="9" w:unhideWhenUsed="1" w:qFormat="1"/>
-    <w:lsdException w:name="index 1" w:semiHidden="1" w:unhideWhenUsed="1"/>
-    <w:lsdException w:name="index 2" w:semiHidden="1" w:unhideWhenUsed="1"/>
-    <w:lsdException w:name="index 3" w:semiHidden="1" w:unhideWhenUsed="1"/>
-    <w:lsdException w:name="index 4" w:semiHidden="1" w:unhideWhenUsed="1"/>
-    <w:lsdException w:name="index 5" w:semiHidden="1" w:unhideWhenUsed="1"/>
-    <w:lsdException w:name="index 6" w:semiHidden="1" w:unhideWhenUsed="1"/>
-    <w:lsdException w:name="index 7" w:semiHidden="1" w:unhideWhenUsed="1"/>
-    <w:lsdException w:name="index 8" w:semiHidden="1" w:unhideWhenUsed="1"/>
-    <w:lsdException w:name="index 9" w:semiHidden="1" w:unhideWhenUsed="1"/>
-    <w:lsdException w:name="toc 1" w:semiHidden="1" w:uiPriority="39" w:unhideWhenUsed="1"/>
-    <w:lsdException w:name="toc 2" w:semiHidden="1" w:uiPriority="39" w:unhideWhenUsed="1"/>
-    <w:lsdException w:name="toc 3" w:semiHidden="1" w:uiPriority="39" w:unhideWhenUsed="1"/>
-    <w:lsdException w:name="toc 4" w:semiHidden="1" w:uiPriority="39" w:unhideWhenUsed="1"/>
-    <w:lsdException w:name="toc 5" w:semiHidden="1" w:uiPriority="39" w:unhideWhenUsed="1"/>
-    <w:lsdException w:name="toc 6" w:semiHidden="1" w:uiPriority="39" w:unhideWhenUsed="1"/>
-    <w:lsdException w:name="toc 7" w:semiHidden="1" w:uiPriority="39" w:unhideWhenUsed="1"/>
-    <w:lsdException w:name="toc 8" w:semiHidden="1" w:uiPriority="39" w:unhideWhenUsed="1"/>
-    <w:lsdException w:name="toc 9" w:semiHidden="1" w:uiPriority="39" w:unhideWhenUsed="1"/>
-    <w:lsdException w:name="Normal Indent" w:semiHidden="1" w:unhideWhenUsed="1"/>
-    <w:lsdException w:name="footnote text" w:semiHidden="1" w:unhideWhenUsed="1"/>
-    <w:lsdException w:name="annotation text" w:semiHidden="1" w:unhideWhenUsed="1"/>
-    <w:lsdException w:name="header" w:semiHidden="1" w:unhideWhenUsed="1"/>
-    <w:lsdException w:name="footer" w:semiHidden="1" w:unhideWhenUsed="1"/>
-    <w:lsdException w:name="index heading" w:semiHidden="1" w:unhideWhenUsed="1"/>
-    <w:lsdException w:name="caption" w:semiHidden="1" w:uiPriority="35" w:unhideWhenUsed="1" w:qFormat="1"/>
-    <w:lsdException w:name="table of figures" w:semiHidden="1" w:unhideWhenUsed="1"/>
-    <w:lsdException w:name="envelope address" w:semiHidden="1" w:unhideWhenUsed="1"/>
-    <w:lsdException w:name="envelope return" w:semiHidden="1" w:unhideWhenUsed="1"/>
-    <w:lsdException w:name="footnote reference" w:semiHidden="1" w:unhideWhenUsed="1"/>
-    <w:lsdException w:name="annotation reference" w:semiHidden="1" w:unhideWhenUsed="1"/>
-    <w:lsdException w:name="line number" w:semiHidden="1" w:unhideWhenUsed="1"/>
-    <w:lsdException w:name="page number" w:semiHidden="1" w:unhideWhenUsed="1"/>
-    <w:lsdException w:name="endnote reference" w:semiHidden="1" w:unhideWhenUsed="1"/>
-    <w:lsdException w:name="endnote text" w:semiHidden="1" w:unhideWhenUsed="1"/>
-    <w:lsdException w:name="table of authorities" w:semiHidden="1" w:unhideWhenUsed="1"/>
-    <w:lsdException w:name="macro" w:semiHidden="1" w:unhideWhenUsed="1"/>
-    <w:lsdException w:name="toa heading" w:semiHidden="1" w:unhideWhenUsed="1"/>
-    <w:lsdException w:name="List" w:semiHidden="1" w:unhideWhenUsed="1"/>
-    <w:lsdException w:name="List Bullet" w:semiHidden="1" w:unhideWhenUsed="1"/>
-    <w:lsdException w:name="List Number" w:semiHidden="1" w:unhideWhenUsed="1"/>
-    <w:lsdException w:name="List 2" w:semiHidden="1" w:unhideWhenUsed="1"/>
-    <w:lsdException w:name="List 3" w:semiHidden="1" w:unhideWhenUsed="1"/>
-    <w:lsdException w:name="List 4" w:semiHidden="1" w:unhideWhenUsed="1"/>
-    <w:lsdException w:name="List 5" w:semiHidden="1" w:unhideWhenUsed="1"/>
-    <w:lsdException w:name="List Bullet 2" w:semiHidden="1" w:unhideWhenUsed="1"/>
-    <w:lsdException w:name="List Bullet 3" w:semiHidden="1" w:unhideWhenUsed="1"/>
-    <w:lsdException w:name="List Bullet 4" w:semiHidden="1" w:unhideWhenUsed="1"/>
-    <w:lsdException w:name="List Bullet 5" w:semiHidden="1" w:unhideWhenUsed="1"/>
-    <w:lsdException w:name="List Number 2" w:semiHidden="1" w:unhideWhenUsed="1"/>
-    <w:lsdException w:name="List Number 3" w:semiHidden="1" w:unhideWhenUsed="1"/>
-    <w:lsdException w:name="List Number 4" w:semiHidden="1" w:unhideWhenUsed="1"/>
-    <w:lsdException w:name="List Number 5" w:semiHidden="1" w:unhideWhenUsed="1"/>
-    <w:lsdException w:name="Title" w:uiPriority="10" w:qFormat="1"/>
-    <w:lsdException w:name="Closing" w:semiHidden="1" w:unhideWhenUsed="1"/>
-    <w:lsdException w:name="Signature" w:semiHidden="1" w:unhideWhenUsed="1"/>
-    <w:lsdException w:name="Default Paragraph Font" w:semiHidden="1" w:uiPriority="1" w:unhideWhenUsed="1"/>
-    <w:lsdException w:name="Body Text" w:semiHidden="1" w:unhideWhenUsed="1"/>
-    <w:lsdException w:name="Body Text Indent" w:semiHidden="1" w:unhideWhenUsed="1"/>
-    <w:lsdException w:name="List Continue" w:semiHidden="1" w:unhideWhenUsed="1"/>
-    <w:lsdException w:name="List Continue 2" w:semiHidden="1" w:unhideWhenUsed="1"/>
-    <w:lsdException w:name="List Continue 3" w:semiHidden="1" w:unhideWhenUsed="1"/>
-    <w:lsdException w:name="List Continue 4" w:semiHidden="1" w:unhideWhenUsed="1"/>
-    <w:lsdException w:name="List Continue 5" w:semiHidden="1" w:unhideWhenUsed="1"/>
-    <w:lsdException w:name="Message Header" w:semiHidden="1" w:unhideWhenUsed="1"/>
-    <w:lsdException w:name="Subtitle" w:uiPriority="11" w:qFormat="1"/>
-    <w:lsdException w:name="Salutation" w:semiHidden="1" w:unhideWhenUsed="1"/>
-    <w:lsdException w:name="Date" w:semiHidden="1" w:unhideWhenUsed="1"/>
-    <w:lsdException w:name="Body Text First Indent" w:semiHidden="1" w:unhideWhenUsed="1"/>
-    <w:lsdException w:name="Body Text First Indent 2" w:semiHidden="1" w:unhideWhenUsed="1"/>
-    <w:lsdException w:name="Note Heading" w:semiHidden="1" w:unhideWhenUsed="1"/>
-    <w:lsdException w:name="Body Text 2" w:semiHidden="1" w:unhideWhenUsed="1"/>
-    <w:lsdException w:name="Body Text 3" w:semiHidden="1" w:unhideWhenUsed="1"/>
-    <w:lsdException w:name="Body Text Indent 2" w:semiHidden="1" w:unhideWhenUsed="1"/>
-    <w:lsdException w:name="Body Text Indent 3" w:semiHidden="1" w:unhideWhenUsed="1"/>
-    <w:lsdException w:name="Block Text" w:semiHidden="1" w:unhideWhenUsed="1"/>
-    <w:lsdException w:name="Hyperlink" w:semiHidden="1" w:unhideWhenUsed="1"/>
-    <w:lsdException w:name="FollowedHyperlink" w:semiHidden="1" w:unhideWhenUsed="1"/>
-    <w:lsdException w:name="Strong" w:uiPriority="22" w:qFormat="1"/>
-    <w:lsdException w:name="Emphasis" w:uiPriority="20" w:qFormat="1"/>
-    <w:lsdException w:name="Document Map" w:semiHidden="1" w:unhideWhenUsed="1"/>
-    <w:lsdException w:name="Plain Text" w:semiHidden="1" w:unhideWhenUsed="1"/>
-    <w:lsdException w:name="E-mail Signature" w:semiHidden="1" w:unhideWhenUsed="1"/>
-    <w:lsdException w:name="HTML Top of Form" w:semiHidden="1" w:unhideWhenUsed="1"/>
-    <w:lsdException w:name="HTML Bottom of Form" w:semiHidden="1" w:unhideWhenUsed="1"/>
-    <w:lsdException w:name="Normal (Web)" w:semiHidden="1" w:unhideWhenUsed="1"/>
-    <w:lsdException w:name="HTML Acronym" w:semiHidden="1" w:unhideWhenUsed="1"/>
-    <w:lsdException w:name="HTML Address" w:semiHidden="1" w:unhideWhenUsed="1"/>
-    <w:lsdException w:name="HTML Cite" w:semiHidden="1" w:unhideWhenUsed="1"/>
-    <w:lsdException w:name="HTML Code" w:semiHidden="1" w:unhideWhenUsed="1"/>
-    <w:lsdException w:name="HTML Definition" w:semiHidden="1" w:unhideWhenUsed="1"/>
-    <w:lsdException w:name="HTML Keyboard" w:semiHidden="1" w:unhideWhenUsed="1"/>
-    <w:lsdException w:name="HTML Preformatted" w:semiHidden="1" w:unhideWhenUsed="1"/>
-    <w:lsdException w:name="HTML Sample" w:semiHidden="1" w:unhideWhenUsed="1"/>
-    <w:lsdException w:name="HTML Typewriter" w:semiHidden="1" w:unhideWhenUsed="1"/>
-    <w:lsdException w:name="HTML Variable" w:semiHidden="1" w:unhideWhenUsed="1"/>
-    <w:lsdException w:name="Normal Table" w:semiHidden="1" w:unhideWhenUsed="1"/>
-    <w:lsdException w:name="annotation subject" w:semiHidden="1" w:unhideWhenUsed="1"/>
-    <w:lsdException w:name="No List" w:semiHidden="1" w:unhideWhenUsed="1"/>
-    <w:lsdException w:name="Outline List 1" w:semiHidden="1" w:unhideWhenUsed="1"/>
-    <w:lsdException w:name="Outline List 2" w:semiHidden="1" w:unhideWhenUsed="1"/>
-    <w:lsdException w:name="Outline List 3" w:semiHidden="1" w:unhideWhenUsed="1"/>
-    <w:lsdException w:name="Table Simple 1" w:semiHidden="1" w:unhideWhenUsed="1"/>
-    <w:lsdException w:name="Table Simple 2" w:semiHidden="1" w:unhideWhenUsed="1"/>
-    <w:lsdException w:name="Table Simple 3" w:semiHidden="1" w:unhideWhenUsed="1"/>
-    <w:lsdException w:name="Table Classic 1" w:semiHidden="1" w:unhideWhenUsed="1"/>
-    <w:lsdException w:name="Table Classic 2" w:semiHidden="1" w:unhideWhenUsed="1"/>
-    <w:lsdException w:name="Table Classic 3" w:semiHidden="1" w:unhideWhenUsed="1"/>
-    <w:lsdException w:name="Table Classic 4" w:semiHidden="1" w:unhideWhenUsed="1"/>
-    <w:lsdException w:name="Table Colorful 1" w:semiHidden="1" w:unhideWhenUsed="1"/>
-    <w:lsdException w:name="Table Colorful 2" w:semiHidden="1" w:unhideWhenUsed="1"/>
-    <w:lsdException w:name="Table Colorful 3" w:semiHidden="1" w:unhideWhenUsed="1"/>
-    <w:lsdException w:name="Table Columns 1" w:semiHidden="1" w:unhideWhenUsed="1"/>
-    <w:lsdException w:name="Table Columns 2" w:semiHidden="1" w:unhideWhenUsed="1"/>
-    <w:lsdException w:name="Table Columns 3" w:semiHidden="1" w:unhideWhenUsed="1"/>
-    <w:lsdException w:name="Table Columns 4" w:semiHidden="1" w:unhideWhenUsed="1"/>
-    <w:lsdException w:name="Table Columns 5" w:semiHidden="1" w:unhideWhenUsed="1"/>
-    <w:lsdException w:name="Table Grid 1" w:semiHidden="1" w:unhideWhenUsed="1"/>
-    <w:lsdException w:name="Table Grid 2" w:semiHidden="1" w:unhideWhenUsed="1"/>
-    <w:lsdException w:name="Table Grid 3" w:semiHidden="1" w:unhideWhenUsed="1"/>
-    <w:lsdException w:name="Table Grid 4" w:semiHidden="1" w:unhideWhenUsed="1"/>
-    <w:lsdException w:name="Table Grid 5" w:semiHidden="1" w:unhideWhenUsed="1"/>
-    <w:lsdException w:name="Table Grid 6" w:semiHidden="1" w:unhideWhenUsed="1"/>
-    <w:lsdException w:name="Table Grid 7" w:semiHidden="1" w:unhideWhenUsed="1"/>
-    <w:lsdException w:name="Table Grid 8" w:semiHidden="1" w:unhideWhenUsed="1"/>
-    <w:lsdException w:name="Table List 1" w:semiHidden="1" w:unhideWhenUsed="1"/>
-    <w:lsdException w:name="Table List 2" w:semiHidden="1" w:unhideWhenUsed="1"/>
-    <w:lsdException w:name="Table List 3" w:semiHidden="1" w:unhideWhenUsed="1"/>
-    <w:lsdException w:name="Table List 4" w:semiHidden="1" w:unhideWhenUsed="1"/>
-    <w:lsdException w:name="Table List 5" w:semiHidden="1" w:unhideWhenUsed="1"/>
-    <w:lsdException w:name="Table List 6" w:semiHidden="1" w:unhideWhenUsed="1"/>
-    <w:lsdException w:name="Table List 7" w:semiHidden="1" w:unhideWhenUsed="1"/>
-    <w:lsdException w:name="Table List 8" w:semiHidden="1" w:unhideWhenUsed="1"/>
-    <w:lsdException w:name="Table 3D effects 1" w:semiHidden="1" w:unhideWhenUsed="1"/>
-    <w:lsdException w:name="Table 3D effects 2" w:semiHidden="1" w:unhideWhenUsed="1"/>
-    <w:lsdException w:name="Table 3D effects 3" w:semiHidden="1" w:unhideWhenUsed="1"/>
-    <w:lsdException w:name="Table Contemporary" w:semiHidden="1" w:unhideWhenUsed="1"/>
-    <w:lsdException w:name="Table Elegant" w:semiHidden="1" w:unhideWhenUsed="1"/>
-    <w:lsdException w:name="Table Professional" w:semiHidden="1" w:unhideWhenUsed="1"/>
-    <w:lsdException w:name="Table Subtle 1" w:semiHidden="1" w:unhideWhenUsed="1"/>
-    <w:lsdException w:name="Table Subtle 2" w:semiHidden="1" w:unhideWhenUsed="1"/>
-    <w:lsdException w:name="Table Web 1" w:semiHidden="1" w:unhideWhenUsed="1"/>
-    <w:lsdException w:name="Table Web 2" w:semiHidden="1" w:unhideWhenUsed="1"/>
-    <w:lsdException w:name="Table Web 3" w:semiHidden="1" w:unhideWhenUsed="1"/>
-    <w:lsdException w:name="Balloon Text" w:semiHidden="1" w:unhideWhenUsed="1"/>
-    <w:lsdException w:name="Table Grid" w:uiPriority="39"/>
-    <w:lsdException w:name="Table Theme" w:semiHidden="1" w:unhideWhenUsed="1"/>
-    <w:lsdException w:name="Placeholder Text" w:semiHidden="1"/>
-    <w:lsdException w:name="No Spacing" w:uiPriority="1" w:qFormat="1"/>
-    <w:lsdException w:name="Light Shading" w:uiPriority="60"/>
-    <w:lsdException w:name="Light List" w:uiPriority="61"/>
-    <w:lsdException w:name="Light Grid" w:uiPriority="62"/>
-    <w:lsdException w:name="Medium Shading 1" w:uiPriority="63"/>
-    <w:lsdException w:name="Medium Shading 2" w:uiPriority="64"/>
-    <w:lsdException w:name="Medium List 1" w:uiPriority="65"/>
-    <w:lsdException w:name="Medium List 2" w:uiPriority="66"/>
-    <w:lsdException w:name="Medium Grid 1" w:uiPriority="67"/>
-    <w:lsdException w:name="Medium Grid 2" w:uiPriority="68"/>
-    <w:lsdException w:name="Medium Grid 3" w:uiPriority="69"/>
-    <w:lsdException w:name="Dark List" w:uiPriority="70"/>
-    <w:lsdException w:name="Colorful Shading" w:uiPriority="71"/>
-    <w:lsdException w:name="Colorful List" w:uiPriority="72"/>
-    <w:lsdException w:name="Colorful Grid" w:uiPriority="73"/>
-    <w:lsdException w:name="Light Shading Accent 1" w:uiPriority="60"/>
-    <w:lsdException w:name="Light List Accent 1" w:uiPriority="61"/>
-    <w:lsdException w:name="Light Grid Accent 1" w:uiPriority="62"/>
-    <w:lsdException w:name="Medium Shading 1 Accent 1" w:uiPriority="63"/>
-    <w:lsdException w:name="Medium Shading 2 Accent 1" w:uiPriority="64"/>
-    <w:lsdException w:name="Medium List 1 Accent 1" w:uiPriority="65"/>
-    <w:lsdException w:name="Revision" w:semiHidden="1"/>
-    <w:lsdException w:name="List Paragraph" w:uiPriority="34" w:qFormat="1"/>
-    <w:lsdException w:name="Quote" w:uiPriority="29" w:qFormat="1"/>
-    <w:lsdException w:name="Intense Quote" w:uiPriority="30" w:qFormat="1"/>
-    <w:lsdException w:name="Medium List 2 Accent 1" w:uiPriority="66"/>
-    <w:lsdException w:name="Medium Grid 1 Accent 1" w:uiPriority="67"/>
-    <w:lsdException w:name="Medium Grid 2 Accent 1" w:uiPriority="68"/>
-    <w:lsdException w:name="Medium Grid 3 Accent 1" w:uiPriority="69"/>
-    <w:lsdException w:name="Dark List Accent 1" w:uiPriority="70"/>
-    <w:lsdException w:name="Colorful Shading Accent 1" w:uiPriority="71"/>
-    <w:lsdException w:name="Colorful List Accent 1" w:uiPriority="72"/>
-    <w:lsdException w:name="Colorful Grid Accent 1" w:uiPriority="73"/>
-    <w:lsdException w:name="Light Shading Accent 2" w:uiPriority="60"/>
-    <w:lsdException w:name="Light List Accent 2" w:uiPriority="61"/>
-    <w:lsdException w:name="Light Grid Accent 2" w:uiPriority="62"/>
-    <w:lsdException w:name="Medium Shading 1 Accent 2" w:uiPriority="63"/>
-    <w:lsdException w:name="Medium Shading 2 Accent 2" w:uiPriority="64"/>
-    <w:lsdException w:name="Medium List 1 Accent 2" w:uiPriority="65"/>
-    <w:lsdException w:name="Medium List 2 Accent 2" w:uiPriority="66"/>
-    <w:lsdException w:name="Medium Grid 1 Accent 2" w:uiPriority="67"/>
-    <w:lsdException w:name="Medium Grid 2 Accent 2" w:uiPriority="68"/>
-    <w:lsdException w:name="Medium Grid 3 Accent 2" w:uiPriority="69"/>
-    <w:lsdException w:name="Dark List Accent 2" w:uiPriority="70"/>
-    <w:lsdException w:name="Colorful Shading Accent 2" w:uiPriority="71"/>
-    <w:lsdException w:name="Colorful List Accent 2" w:uiPriority="72"/>
-    <w:lsdException w:name="Colorful Grid Accent 2" w:uiPriority="73"/>
-    <w:lsdException w:name="Light Shading Accent 3" w:uiPriority="60"/>
-    <w:lsdException w:name="Light List Accent 3" w:uiPriority="61"/>
-    <w:lsdException w:name="Light Grid Accent 3" w:uiPriority="62"/>
-    <w:lsdException w:name="Medium Shading 1 Accent 3" w:uiPriority="63"/>
-    <w:lsdException w:name="Medium Shading 2 Accent 3" w:uiPriority="64"/>
-    <w:lsdException w:name="Medium List 1 Accent 3" w:uiPriority="65"/>
-    <w:lsdException w:name="Medium List 2 Accent 3" w:uiPriority="66"/>
-    <w:lsdException w:name="Medium Grid 1 Accent 3" w:uiPriority="67"/>
-    <w:lsdException w:name="Medium Grid 2 Accent 3" w:uiPriority="68"/>
-    <w:lsdException w:name="Medium Grid 3 Accent 3" w:uiPriority="69"/>
-    <w:lsdException w:name="Dark List Accent 3" w:uiPriority="70"/>
-    <w:lsdException w:name="Colorful Shading Accent 3" w:uiPriority="71"/>
-    <w:lsdException w:name="Colorful List Accent 3" w:uiPriority="72"/>
-    <w:lsdException w:name="Colorful Grid Accent 3" w:uiPriority="73"/>
-    <w:lsdException w:name="Light Shading Accent 4" w:uiPriority="60"/>
-    <w:lsdException w:name="Light List Accent 4" w:uiPriority="61"/>
-    <w:lsdException w:name="Light Grid Accent 4" w:uiPriority="62"/>
-    <w:lsdException w:name="Medium Shading 1 Accent 4" w:uiPriority="63"/>
-    <w:lsdException w:name="Medium Shading 2 Accent 4" w:uiPriority="64"/>
-    <w:lsdException w:name="Medium List 1 Accent 4" w:uiPriority="65"/>
-    <w:lsdException w:name="Medium List 2 Accent 4" w:uiPriority="66"/>
-    <w:lsdException w:name="Medium Grid 1 Accent 4" w:uiPriority="67"/>
-    <w:lsdException w:name="Medium Grid 2 Accent 4" w:uiPriority="68"/>
-    <w:lsdException w:name="Medium Grid 3 Accent 4" w:uiPriority="69"/>
-    <w:lsdException w:name="Dark List Accent 4" w:uiPriority="70"/>
-    <w:lsdException w:name="Colorful Shading Accent 4" w:uiPriority="71"/>
-    <w:lsdException w:name="Colorful List Accent 4" w:uiPriority="72"/>
-    <w:lsdException w:name="Colorful Grid Accent 4" w:uiPriority="73"/>
-    <w:lsdException w:name="Light Shading Accent 5" w:uiPriority="60"/>
-    <w:lsdException w:name="Light List Accent 5" w:uiPriority="61"/>
-    <w:lsdException w:name="Light Grid Accent 5" w:uiPriority="62"/>
-    <w:lsdException w:name="Medium Shading 1 Accent 5" w:uiPriority="63"/>
-    <w:lsdException w:name="Medium Shading 2 Accent 5" w:uiPriority="64"/>
-    <w:lsdException w:name="Medium List 1 Accent 5" w:uiPriority="65"/>
-    <w:lsdException w:name="Medium List 2 Accent 5" w:uiPriority="66"/>
-    <w:lsdException w:name="Medium Grid 1 Accent 5" w:uiPriority="67"/>
-    <w:lsdException w:name="Medium Grid 2 Accent 5" w:uiPriority="68"/>
-    <w:lsdException w:name="Medium Grid 3 Accent 5" w:uiPriority="69"/>
-    <w:lsdException w:name="Dark List Accent 5" w:uiPriority="70"/>
-    <w:lsdException w:name="Colorful Shading Accent 5" w:uiPriority="71"/>
-    <w:lsdException w:name="Colorful List Accent 5" w:uiPriority="72"/>
-    <w:lsdException w:name="Colorful Grid Accent 5" w:uiPriority="73"/>
-    <w:lsdException w:name="Light Shading Accent 6" w:uiPriority="60"/>
-    <w:lsdException w:name="Light List Accent 6" w:uiPriority="61"/>
-    <w:lsdException w:name="Light Grid Accent 6" w:uiPriority="62"/>
-    <w:lsdException w:name="Medium Shading 1 Accent 6" w:uiPriority="63"/>
-    <w:lsdException w:name="Medium Shading 2 Accent 6" w:uiPriority="64"/>
-    <w:lsdException w:name="Medium List 1 Accent 6" w:uiPriority="65"/>
-    <w:lsdException w:name="Medium List 2 Accent 6" w:uiPriority="66"/>
-    <w:lsdException w:name="Medium Grid 1 Accent 6" w:uiPriority="67"/>
-    <w:lsdException w:name="Medium Grid 2 Accent 6" w:uiPriority="68"/>
-    <w:lsdException w:name="Medium Grid 3 Accent 6" w:uiPriority="69"/>
-    <w:lsdException w:name="Dark List Accent 6" w:uiPriority="70"/>
-    <w:lsdException w:name="Colorful Shading Accent 6" w:uiPriority="71"/>
-    <w:lsdException w:name="Colorful List Accent 6" w:uiPriority="72"/>
-    <w:lsdException w:name="Colorful Grid Accent 6" w:uiPriority="73"/>
-    <w:lsdException w:name="Subtle Emphasis" w:uiPriority="19" w:qFormat="1"/>
-    <w:lsdException w:name="Intense Emphasis" w:uiPriority="21" w:qFormat="1"/>
-    <w:lsdException w:name="Subtle Reference" w:uiPriority="31" w:qFormat="1"/>
-    <w:lsdException w:name="Intense Reference" w:uiPriority="32" w:qFormat="1"/>
-    <w:lsdException w:name="Book Title" w:uiPriority="33" w:qFormat="1"/>
-    <w:lsdException w:name="Bibliography" w:semiHidden="1" w:uiPriority="37" w:unhideWhenUsed="1"/>
-    <w:lsdException w:name="TOC Heading" w:semiHidden="1" w:uiPriority="39" w:unhideWhenUsed="1" w:qFormat="1"/>
-    <w:lsdException w:name="Plain Table 1" w:uiPriority="41"/>
-    <w:lsdException w:name="Plain Table 2" w:uiPriority="42"/>
-    <w:lsdException w:name="Plain Table 3" w:uiPriority="43"/>
-    <w:lsdException w:name="Plain Table 4" w:uiPriority="44"/>
-    <w:lsdException w:name="Plain Table 5" w:uiPriority="45"/>
-    <w:lsdException w:name="Grid Table Light" w:uiPriority="40"/>
-    <w:lsdException w:name="Grid Table 1 Light" w:uiPriority="46"/>
-    <w:lsdException w:name="Grid Table 2" w:uiPriority="47"/>
-    <w:lsdException w:name="Grid Table 3" w:uiPriority="48"/>
-    <w:lsdException w:name="Grid Table 4" w:uiPriority="49"/>
-    <w:lsdException w:name="Grid Table 5 Dark" w:uiPriority="50"/>
-    <w:lsdException w:name="Grid Table 6 Colorful" w:uiPriority="51"/>
-    <w:lsdException w:name="Grid Table 7 Colorful" w:uiPriority="52"/>
-    <w:lsdException w:name="Grid Table 1 Light Accent 1" w:uiPriority="46"/>
-    <w:lsdException w:name="Grid Table 2 Accent 1" w:uiPriority="47"/>
-    <w:lsdException w:name="Grid Table 3 Accent 1" w:uiPriority="48"/>
-    <w:lsdException w:name="Grid Table 4 Accent 1" w:uiPriority="49"/>
-    <w:lsdException w:name="Grid Table 5 Dark Accent 1" w:uiPriority="50"/>
-    <w:lsdException w:name="Grid Table 6 Colorful Accent 1" w:uiPriority="51"/>
-    <w:lsdException w:name="Grid Table 7 Colorful Accent 1" w:uiPriority="52"/>
-    <w:lsdException w:name="Grid Table 1 Light Accent 2" w:uiPriority="46"/>
-    <w:lsdException w:name="Grid Table 2 Accent 2" w:uiPriority="47"/>
-    <w:lsdException w:name="Grid Table 3 Accent 2" w:uiPriority="48"/>
-    <w:lsdException w:name="Grid Table 4 Accent 2" w:uiPriority="49"/>
-    <w:lsdException w:name="Grid Table 5 Dark Accent 2" w:uiPriority="50"/>
-    <w:lsdException w:name="Grid Table 6 Colorful Accent 2" w:uiPriority="51"/>
-    <w:lsdException w:name="Grid Table 7 Colorful Accent 2" w:uiPriority="52"/>
-    <w:lsdException w:name="Grid Table 1 Light Accent 3" w:uiPriority="46"/>
-    <w:lsdException w:name="Grid Table 2 Accent 3" w:uiPriority="47"/>
-    <w:lsdException w:name="Grid Table 3 Accent 3" w:uiPriority="48"/>
-    <w:lsdException w:name="Grid Table 4 Accent 3" w:uiPriority="49"/>
-    <w:lsdException w:name="Grid Table 5 Dark Accent 3" w:uiPriority="50"/>
-    <w:lsdException w:name="Grid Table 6 Colorful Accent 3" w:uiPriority="51"/>
-    <w:lsdException w:name="Grid Table 7 Colorful Accent 3" w:uiPriority="52"/>
-    <w:lsdException w:name="Grid Table 1 Light Accent 4" w:uiPriority="46"/>
-    <w:lsdException w:name="Grid Table 2 Accent 4" w:uiPriority="47"/>
-    <w:lsdException w:name="Grid Table 3 Accent 4" w:uiPriority="48"/>
-    <w:lsdException w:name="Grid Table 4 Accent 4" w:uiPriority="49"/>
-    <w:lsdException w:name="Grid Table 5 Dark Accent 4" w:uiPriority="50"/>
-    <w:lsdException w:name="Grid Table 6 Colorful Accent 4" w:uiPriority="51"/>
-    <w:lsdException w:name="Grid Table 7 Colorful Accent 4" w:uiPriority="52"/>
-    <w:lsdException w:name="Grid Table 1 Light Accent 5" w:uiPriority="46"/>
-    <w:lsdException w:name="Grid Table 2 Accent 5" w:uiPriority="47"/>
-    <w:lsdException w:name="Grid Table 3 Accent 5" w:uiPriority="48"/>
-    <w:lsdException w:name="Grid Table 4 Accent 5" w:uiPriority="49"/>
-    <w:lsdException w:name="Grid Table 5 Dark Accent 5" w:uiPriority="50"/>
-    <w:lsdException w:name="Grid Table 6 Colorful Accent 5" w:uiPriority="51"/>
-    <w:lsdException w:name="Grid Table 7 Colorful Accent 5" w:uiPriority="52"/>
-    <w:lsdException w:name="Grid Table 1 Light Accent 6" w:uiPriority="46"/>
-    <w:lsdException w:name="Grid Table 2 Accent 6" w:uiPriority="47"/>
-    <w:lsdException w:name="Grid Table 3 Accent 6" w:uiPriority="48"/>
-    <w:lsdException w:name="Grid Table 4 Accent 6" w:uiPriority="49"/>
-    <w:lsdException w:name="Grid Table 5 Dark Accent 6" w:uiPriority="50"/>
-    <w:lsdException w:name="Grid Table 6 Colorful Accent 6" w:uiPriority="51"/>
-    <w:lsdException w:name="Grid Table 7 Colorful Accent 6" w:uiPriority="52"/>
-    <w:lsdException w:name="List Table 1 Light" w:uiPriority="46"/>
-    <w:lsdException w:name="List Table 2" w:uiPriority="47"/>
-    <w:lsdException w:name="List Table 3" w:uiPriority="48"/>
-    <w:lsdException w:name="List Table 4" w:uiPriority="49"/>
-    <w:lsdException w:name="List Table 5 Dark" w:uiPriority="50"/>
-    <w:lsdException w:name="List Table 6 Colorful" w:uiPriority="51"/>
-    <w:lsdException w:name="List Table 7 Colorful" w:uiPriority="52"/>
-    <w:lsdException w:name="List Table 1 Light Accent 1" w:uiPriority="46"/>
-    <w:lsdException w:name="List Table 2 Accent 1" w:uiPriority="47"/>
-    <w:lsdException w:name="List Table 3 Accent 1" w:uiPriority="48"/>
-    <w:lsdException w:name="List Table 4 Accent 1" w:uiPriority="49"/>
-    <w:lsdException w:name="List Table 5 Dark Accent 1" w:uiPriority="50"/>
-    <w:lsdException w:name="List Table 6 Colorful Accent 1" w:uiPriority="51"/>
-    <w:lsdException w:name="List Table 7 Colorful Accent 1" w:uiPriority="52"/>
-    <w:lsdException w:name="List Table 1 Light Accent 2" w:uiPriority="46"/>
-    <w:lsdException w:name="List Table 2 Accent 2" w:uiPriority="47"/>
-    <w:lsdException w:name="List Table 3 Accent 2" w:uiPriority="48"/>
-    <w:lsdException w:name="List Table 4 Accent 2" w:uiPriority="49"/>
-    <w:lsdException w:name="List Table 5 Dark Accent 2" w:uiPriority="50"/>
-    <w:lsdException w:name="List Table 6 Colorful Accent 2" w:uiPriority="51"/>
-    <w:lsdException w:name="List Table 7 Colorful Accent 2" w:uiPriority="52"/>
-    <w:lsdException w:name="List Table 1 Light Accent 3" w:uiPriority="46"/>
-    <w:lsdException w:name="List Table 2 Accent 3" w:uiPriority="47"/>
-    <w:lsdException w:name="List Table 3 Accent 3" w:uiPriority="48"/>
-    <w:lsdException w:name="List Table 4 Accent 3" w:uiPriority="49"/>
-    <w:lsdException w:name="List Table 5 Dark Accent 3" w:uiPriority="50"/>
-    <w:lsdException w:name="List Table 6 Colorful Accent 3" w:uiPriority="51"/>
-    <w:lsdException w:name="List Table 7 Colorful Accent 3" w:uiPriority="52"/>
-    <w:lsdException w:name="List Table 1 Light Accent 4" w:uiPriority="46"/>
-    <w:lsdException w:name="List Table 2 Accent 4" w:uiPriority="47"/>
-    <w:lsdException w:name="List Table 3 Accent 4" w:uiPriority="48"/>
-    <w:lsdException w:name="List Table 4 Accent 4" w:uiPriority="49"/>
-    <w:lsdException w:name="List Table 5 Dark Accent 4" w:uiPriority="50"/>
-    <w:lsdException w:name="List Table 6 Colorful Accent 4" w:uiPriority="51"/>
-    <w:lsdException w:name="List Table 7 Colorful Accent 4" w:uiPriority="52"/>
-    <w:lsdException w:name="List Table 1 Light Accent 5" w:uiPriority="46"/>
-    <w:lsdException w:name="List Table 2 Accent 5" w:uiPriority="47"/>
-    <w:lsdException w:name="List Table 3 Accent 5" w:uiPriority="48"/>
-    <w:lsdException w:name="List Table 4 Accent 5" w:uiPriority="49"/>
-    <w:lsdException w:name="List Table 5 Dark Accent 5" w:uiPriority="50"/>
-    <w:lsdException w:name="List Table 6 Colorful Accent 5" w:uiPriority="51"/>
-    <w:lsdException w:name="List Table 7 Colorful Accent 5" w:uiPriority="52"/>
-    <w:lsdException w:name="List Table 1 Light Accent 6" w:uiPriority="46"/>
-    <w:lsdException w:name="List Table 2 Accent 6" w:uiPriority="47"/>
-    <w:lsdException w:name="List Table 3 Accent 6" w:uiPriority="48"/>
-    <w:lsdException w:name="List Table 4 Accent 6" w:uiPriority="49"/>
-    <w:lsdException w:name="List Table 5 Dark Accent 6" w:uiPriority="50"/>
-    <w:lsdException w:name="List Table 6 Colorful Accent 6" w:uiPriority="51"/>
-    <w:lsdException w:name="List Table 7 Colorful Accent 6" w:uiPriority="52"/>
-    <w:lsdException w:name="Mention" w:semiHidden="1" w:unhideWhenUsed="1"/>
-    <w:lsdException w:name="Smart Hyperlink" w:semiHidden="1" w:unhideWhenUsed="1"/>
-    <w:lsdException w:name="Hashtag" w:semiHidden="1" w:unhideWhenUsed="1"/>
-    <w:lsdException w:name="Unresolved Mention" w:semiHidden="1" w:unhideWhenUsed="1"/>
+  <w:latentStyles w:defLockedState="0" w:defUIPriority="99" w:defSemiHidden="1" w:defUnhideWhenUsed="1" w:defQFormat="0" w:count="267">
+    <w:lsdException w:name="Normal" w:semiHidden="0" w:uiPriority="0" w:unhideWhenUsed="0" w:qFormat="1"/>
+    <w:lsdException w:name="heading 1" w:semiHidden="0" w:uiPriority="9" w:unhideWhenUsed="0" w:qFormat="1"/>
+    <w:lsdException w:name="heading 2" w:uiPriority="9" w:qFormat="1"/>
+    <w:lsdException w:name="heading 3" w:uiPriority="9" w:qFormat="1"/>
+    <w:lsdException w:name="heading 4" w:uiPriority="9" w:qFormat="1"/>
+    <w:lsdException w:name="heading 5" w:uiPriority="9" w:qFormat="1"/>
+    <w:lsdException w:name="heading 6" w:uiPriority="9" w:qFormat="1"/>
+    <w:lsdException w:name="heading 7" w:uiPriority="9" w:qFormat="1"/>
+    <w:lsdException w:name="heading 8" w:uiPriority="9" w:qFormat="1"/>
+    <w:lsdException w:name="heading 9" w:uiPriority="9" w:qFormat="1"/>
+    <w:lsdException w:name="toc 1" w:uiPriority="39"/>
+    <w:lsdException w:name="toc 2" w:uiPriority="39"/>
+    <w:lsdException w:name="toc 3" w:uiPriority="39"/>
+    <w:lsdException w:name="toc 4" w:uiPriority="39"/>
+    <w:lsdException w:name="toc 5" w:uiPriority="39"/>
+    <w:lsdException w:name="toc 6" w:uiPriority="39"/>
+    <w:lsdException w:name="toc 7" w:uiPriority="39"/>
+    <w:lsdException w:name="toc 8" w:uiPriority="39"/>
+    <w:lsdException w:name="toc 9" w:uiPriority="39"/>
+    <w:lsdException w:name="caption" w:uiPriority="35" w:qFormat="1"/>
+    <w:lsdException w:name="Title" w:semiHidden="0" w:uiPriority="10" w:unhideWhenUsed="0" w:qFormat="1"/>
+    <w:lsdException w:name="Default Paragraph Font" w:uiPriority="1"/>
+    <w:lsdException w:name="Subtitle" w:semiHidden="0" w:uiPriority="11" w:unhideWhenUsed="0" w:qFormat="1"/>
+    <w:lsdException w:name="Strong" w:semiHidden="0" w:uiPriority="22" w:unhideWhenUsed="0" w:qFormat="1"/>
+    <w:lsdException w:name="Emphasis" w:semiHidden="0" w:uiPriority="20" w:unhideWhenUsed="0" w:qFormat="1"/>
+    <w:lsdException w:name="Table Grid" w:semiHidden="0" w:uiPriority="39" w:unhideWhenUsed="0"/>
+    <w:lsdException w:name="Placeholder Text" w:unhideWhenUsed="0"/>
+    <w:lsdException w:name="No Spacing" w:semiHidden="0" w:uiPriority="1" w:unhideWhenUsed="0" w:qFormat="1"/>
+    <w:lsdException w:name="Light Shading" w:semiHidden="0" w:uiPriority="60" w:unhideWhenUsed="0"/>
+    <w:lsdException w:name="Light List" w:semiHidden="0" w:uiPriority="61" w:unhideWhenUsed="0"/>
+    <w:lsdException w:name="Light Grid" w:semiHidden="0" w:uiPriority="62" w:unhideWhenUsed="0"/>
+    <w:lsdException w:name="Medium Shading 1" w:semiHidden="0" w:uiPriority="63" w:unhideWhenUsed="0"/>
+    <w:lsdException w:name="Medium Shading 2" w:semiHidden="0" w:uiPriority="64" w:unhideWhenUsed="0"/>
+    <w:lsdException w:name="Medium List 1" w:semiHidden="0" w:uiPriority="65" w:unhideWhenUsed="0"/>
+    <w:lsdException w:name="Medium List 2" w:semiHidden="0" w:uiPriority="66" w:unhideWhenUsed="0"/>
+    <w:lsdException w:name="Medium Grid 1" w:semiHidden="0" w:uiPriority="67" w:unhideWhenUsed="0"/>
+    <w:lsdException w:name="Medium Grid 2" w:semiHidden="0" w:uiPriority="68" w:unhideWhenUsed="0"/>
+    <w:lsdException w:name="Medium Grid 3" w:semiHidden="0" w:uiPriority="69" w:unhideWhenUsed="0"/>
+    <w:lsdException w:name="Dark List" w:semiHidden="0" w:uiPriority="70" w:unhideWhenUsed="0"/>
+    <w:lsdException w:name="Colorful Shading" w:semiHidden="0" w:uiPriority="71" w:unhideWhenUsed="0"/>
+    <w:lsdException w:name="Colorful List" w:semiHidden="0" w:uiPriority="72" w:unhideWhenUsed="0"/>
+    <w:lsdException w:name="Colorful Grid" w:semiHidden="0" w:uiPriority="73" w:unhideWhenUsed="0"/>
+    <w:lsdException w:name="Light Shading Accent 1" w:semiHidden="0" w:uiPriority="60" w:unhideWhenUsed="0"/>
+    <w:lsdException w:name="Light List Accent 1" w:semiHidden="0" w:uiPriority="61" w:unhideWhenUsed="0"/>
+    <w:lsdException w:name="Light Grid Accent 1" w:semiHidden="0" w:uiPriority="62" w:unhideWhenUsed="0"/>
+    <w:lsdException w:name="Medium Shading 1 Accent 1" w:semiHidden="0" w:uiPriority="63" w:unhideWhenUsed="0"/>
+    <w:lsdException w:name="Medium Shading 2 Accent 1" w:semiHidden="0" w:uiPriority="64" w:unhideWhenUsed="0"/>
+    <w:lsdException w:name="Medium List 1 Accent 1" w:semiHidden="0" w:uiPriority="65" w:unhideWhenUsed="0"/>
+    <w:lsdException w:name="Revision" w:unhideWhenUsed="0"/>
+    <w:lsdException w:name="List Paragraph" w:semiHidden="0" w:uiPriority="34" w:unhideWhenUsed="0" w:qFormat="1"/>
+    <w:lsdException w:name="Quote" w:semiHidden="0" w:uiPriority="29" w:unhideWhenUsed="0" w:qFormat="1"/>
+    <w:lsdException w:name="Intense Quote" w:semiHidden="0" w:uiPriority="30" w:unhideWhenUsed="0" w:qFormat="1"/>
+    <w:lsdException w:name="Medium List 2 Accent 1" w:semiHidden="0" w:uiPriority="66" w:unhideWhenUsed="0"/>
+    <w:lsdException w:name="Medium Grid 1 Accent 1" w:semiHidden="0" w:uiPriority="67" w:unhideWhenUsed="0"/>
+    <w:lsdException w:name="Medium Grid 2 Accent 1" w:semiHidden="0" w:uiPriority="68" w:unhideWhenUsed="0"/>
+    <w:lsdException w:name="Medium Grid 3 Accent 1" w:semiHidden="0" w:uiPriority="69" w:unhideWhenUsed="0"/>
+    <w:lsdException w:name="Dark List Accent 1" w:semiHidden="0" w:uiPriority="70" w:unhideWhenUsed="0"/>
+    <w:lsdException w:name="Colorful Shading Accent 1" w:semiHidden="0" w:uiPriority="71" w:unhideWhenUsed="0"/>
+    <w:lsdException w:name="Colorful List Accent 1" w:semiHidden="0" w:uiPriority="72" w:unhideWhenUsed="0"/>
+    <w:lsdException w:name="Colorful Grid Accent 1" w:semiHidden="0" w:uiPriority="73" w:unhideWhenUsed="0"/>
+    <w:lsdException w:name="Light Shading Accent 2" w:semiHidden="0" w:uiPriority="60" w:unhideWhenUsed="0"/>
+    <w:lsdException w:name="Light List Accent 2" w:semiHidden="0" w:uiPriority="61" w:unhideWhenUsed="0"/>
+    <w:lsdException w:name="Light Grid Accent 2" w:semiHidden="0" w:uiPriority="62" w:unhideWhenUsed="0"/>
+    <w:lsdException w:name="Medium Shading 1 Accent 2" w:semiHidden="0" w:uiPriority="63" w:unhideWhenUsed="0"/>
+    <w:lsdException w:name="Medium Shading 2 Accent 2" w:semiHidden="0" w:uiPriority="64" w:unhideWhenUsed="0"/>
+    <w:lsdException w:name="Medium List 1 Accent 2" w:semiHidden="0" w:uiPriority="65" w:unhideWhenUsed="0"/>
+    <w:lsdException w:name="Medium List 2 Accent 2" w:semiHidden="0" w:uiPriority="66" w:unhideWhenUsed="0"/>
+    <w:lsdException w:name="Medium Grid 1 Accent 2" w:semiHidden="0" w:uiPriority="67" w:unhideWhenUsed="0"/>
+    <w:lsdException w:name="Medium Grid 2 Accent 2" w:semiHidden="0" w:uiPriority="68" w:unhideWhenUsed="0"/>
+    <w:lsdException w:name="Medium Grid 3 Accent 2" w:semiHidden="0" w:uiPriority="69" w:unhideWhenUsed="0"/>
+    <w:lsdException w:name="Dark List Accent 2" w:semiHidden="0" w:uiPriority="70" w:unhideWhenUsed="0"/>
+    <w:lsdException w:name="Colorful Shading Accent 2" w:semiHidden="0" w:uiPriority="71" w:unhideWhenUsed="0"/>
+    <w:lsdException w:name="Colorful List Accent 2" w:semiHidden="0" w:uiPriority="72" w:unhideWhenUsed="0"/>
+    <w:lsdException w:name="Colorful Grid Accent 2" w:semiHidden="0" w:uiPriority="73" w:unhideWhenUsed="0"/>
+    <w:lsdException w:name="Light Shading Accent 3" w:semiHidden="0" w:uiPriority="60" w:unhideWhenUsed="0"/>
+    <w:lsdException w:name="Light List Accent 3" w:semiHidden="0" w:uiPriority="61" w:unhideWhenUsed="0"/>
+    <w:lsdException w:name="Light Grid Accent 3" w:semiHidden="0" w:uiPriority="62" w:unhideWhenUsed="0"/>
+    <w:lsdException w:name="Medium Shading 1 Accent 3" w:semiHidden="0" w:uiPriority="63" w:unhideWhenUsed="0"/>
+    <w:lsdException w:name="Medium Shading 2 Accent 3" w:semiHidden="0" w:uiPriority="64" w:unhideWhenUsed="0"/>
+    <w:lsdException w:name="Medium List 1 Accent 3" w:semiHidden="0" w:uiPriority="65" w:unhideWhenUsed="0"/>
+    <w:lsdException w:name="Medium List 2 Accent 3" w:semiHidden="0" w:uiPriority="66" w:unhideWhenUsed="0"/>
+    <w:lsdException w:name="Medium Grid 1 Accent 3" w:semiHidden="0" w:uiPriority="67" w:unhideWhenUsed="0"/>
+    <w:lsdException w:name="Medium Grid 2 Accent 3" w:semiHidden="0" w:uiPriority="68" w:unhideWhenUsed="0"/>
+    <w:lsdException w:name="Medium Grid 3 Accent 3" w:semiHidden="0" w:uiPriority="69" w:unhideWhenUsed="0"/>
+    <w:lsdException w:name="Dark List Accent 3" w:semiHidden="0" w:uiPriority="70" w:unhideWhenUsed="0"/>
+    <w:lsdException w:name="Colorful Shading Accent 3" w:semiHidden="0" w:uiPriority="71" w:unhideWhenUsed="0"/>
+    <w:lsdException w:name="Colorful List Accent 3" w:semiHidden="0" w:uiPriority="72" w:unhideWhenUsed="0"/>
+    <w:lsdException w:name="Colorful Grid Accent 3" w:semiHidden="0" w:uiPriority="73" w:unhideWhenUsed="0"/>
+    <w:lsdException w:name="Light Shading Accent 4" w:semiHidden="0" w:uiPriority="60" w:unhideWhenUsed="0"/>
+    <w:lsdException w:name="Light List Accent 4" w:semiHidden="0" w:uiPriority="61" w:unhideWhenUsed="0"/>
+    <w:lsdException w:name="Light Grid Accent 4" w:semiHidden="0" w:uiPriority="62" w:unhideWhenUsed="0"/>
+    <w:lsdException w:name="Medium Shading 1 Accent 4" w:semiHidden="0" w:uiPriority="63" w:unhideWhenUsed="0"/>
+    <w:lsdException w:name="Medium Shading 2 Accent 4" w:semiHidden="0" w:uiPriority="64" w:unhideWhenUsed="0"/>
+    <w:lsdException w:name="Medium List 1 Accent 4" w:semiHidden="0" w:uiPriority="65" w:unhideWhenUsed="0"/>
+    <w:lsdException w:name="Medium List 2 Accent 4" w:semiHidden="0" w:uiPriority="66" w:unhideWhenUsed="0"/>
+    <w:lsdException w:name="Medium Grid 1 Accent 4" w:semiHidden="0" w:uiPriority="67" w:unhideWhenUsed="0"/>
+    <w:lsdException w:name="Medium Grid 2 Accent 4" w:semiHidden="0" w:uiPriority="68" w:unhideWhenUsed="0"/>
+    <w:lsdException w:name="Medium Grid 3 Accent 4" w:semiHidden="0" w:uiPriority="69" w:unhideWhenUsed="0"/>
+    <w:lsdException w:name="Dark List Accent 4" w:semiHidden="0" w:uiPriority="70" w:unhideWhenUsed="0"/>
+    <w:lsdException w:name="Colorful Shading Accent 4" w:semiHidden="0" w:uiPriority="71" w:unhideWhenUsed="0"/>
+    <w:lsdException w:name="Colorful List Accent 4" w:semiHidden="0" w:uiPriority="72" w:unhideWhenUsed="0"/>
+    <w:lsdException w:name="Colorful Grid Accent 4" w:semiHidden="0" w:uiPriority="73" w:unhideWhenUsed="0"/>
+    <w:lsdException w:name="Light Shading Accent 5" w:semiHidden="0" w:uiPriority="60" w:unhideWhenUsed="0"/>
+    <w:lsdException w:name="Light List Accent 5" w:semiHidden="0" w:uiPriority="61" w:unhideWhenUsed="0"/>
+    <w:lsdException w:name="Light Grid Accent 5" w:semiHidden="0" w:uiPriority="62" w:unhideWhenUsed="0"/>
+    <w:lsdException w:name="Medium Shading 1 Accent 5" w:semiHidden="0" w:uiPriority="63" w:unhideWhenUsed="0"/>
+    <w:lsdException w:name="Medium Shading 2 Accent 5" w:semiHidden="0" w:uiPriority="64" w:unhideWhenUsed="0"/>
+    <w:lsdException w:name="Medium List 1 Accent 5" w:semiHidden="0" w:uiPriority="65" w:unhideWhenUsed="0"/>
+    <w:lsdException w:name="Medium List 2 Accent 5" w:semiHidden="0" w:uiPriority="66" w:unhideWhenUsed="0"/>
+    <w:lsdException w:name="Medium Grid 1 Accent 5" w:semiHidden="0" w:uiPriority="67" w:unhideWhenUsed="0"/>
+    <w:lsdException w:name="Medium Grid 2 Accent 5" w:semiHidden="0" w:uiPriority="68" w:unhideWhenUsed="0"/>
+    <w:lsdException w:name="Medium Grid 3 Accent 5" w:semiHidden="0" w:uiPriority="69" w:unhideWhenUsed="0"/>
+    <w:lsdException w:name="Dark List Accent 5" w:semiHidden="0" w:uiPriority="70" w:unhideWhenUsed="0"/>
+    <w:lsdException w:name="Colorful Shading Accent 5" w:semiHidden="0" w:uiPriority="71" w:unhideWhenUsed="0"/>
+    <w:lsdException w:name="Colorful List Accent 5" w:semiHidden="0" w:uiPriority="72" w:unhideWhenUsed="0"/>
+    <w:lsdException w:name="Colorful Grid Accent 5" w:semiHidden="0" w:uiPriority="73" w:unhideWhenUsed="0"/>
+    <w:lsdException w:name="Light Shading Accent 6" w:semiHidden="0" w:uiPriority="60" w:unhideWhenUsed="0"/>
+    <w:lsdException w:name="Light List Accent 6" w:semiHidden="0" w:uiPriority="61" w:unhideWhenUsed="0"/>
+    <w:lsdException w:name="Light Grid Accent 6" w:semiHidden="0" w:uiPriority="62" w:unhideWhenUsed="0"/>
+    <w:lsdException w:name="Medium Shading 1 Accent 6" w:semiHidden="0" w:uiPriority="63" w:unhideWhenUsed="0"/>
+    <w:lsdException w:name="Medium Shading 2 Accent 6" w:semiHidden="0" w:uiPriority="64" w:unhideWhenUsed="0"/>
+    <w:lsdException w:name="Medium List 1 Accent 6" w:semiHidden="0" w:uiPriority="65" w:unhideWhenUsed="0"/>
+    <w:lsdException w:name="Medium List 2 Accent 6" w:semiHidden="0" w:uiPriority="66" w:unhideWhenUsed="0"/>
+    <w:lsdException w:name="Medium Grid 1 Accent 6" w:semiHidden="0" w:uiPriority="67" w:unhideWhenUsed="0"/>
+    <w:lsdException w:name="Medium Grid 2 Accent 6" w:semiHidden="0" w:uiPriority="68" w:unhideWhenUsed="0"/>
+    <w:lsdException w:name="Medium Grid 3 Accent 6" w:semiHidden="0" w:uiPriority="69" w:unhideWhenUsed="0"/>
+    <w:lsdException w:name="Dark List Accent 6" w:semiHidden="0" w:uiPriority="70" w:unhideWhenUsed="0"/>
+    <w:lsdException w:name="Colorful Shading Accent 6" w:semiHidden="0" w:uiPriority="71" w:unhideWhenUsed="0"/>
+    <w:lsdException w:name="Colorful List Accent 6" w:semiHidden="0" w:uiPriority="72" w:unhideWhenUsed="0"/>
+    <w:lsdException w:name="Colorful Grid Accent 6" w:semiHidden="0" w:uiPriority="73" w:unhideWhenUsed="0"/>
+    <w:lsdException w:name="Subtle Emphasis" w:semiHidden="0" w:uiPriority="19" w:unhideWhenUsed="0" w:qFormat="1"/>
+    <w:lsdException w:name="Intense Emphasis" w:semiHidden="0" w:uiPriority="21" w:unhideWhenUsed="0" w:qFormat="1"/>
+    <w:lsdException w:name="Subtle Reference" w:semiHidden="0" w:uiPriority="31" w:unhideWhenUsed="0" w:qFormat="1"/>
+    <w:lsdException w:name="Intense Reference" w:semiHidden="0" w:uiPriority="32" w:unhideWhenUsed="0" w:qFormat="1"/>
+    <w:lsdException w:name="Book Title" w:semiHidden="0" w:uiPriority="33" w:unhideWhenUsed="0" w:qFormat="1"/>
+    <w:lsdException w:name="Bibliography" w:uiPriority="37"/>
+    <w:lsdException w:name="TOC Heading" w:uiPriority="39" w:qFormat="1"/>
+  </w:latentStyles>
+  <w:style w:type="paragraph" w:default="1" w:styleId="a">
+    <w:name w:val="Normal"/>
+    <w:qFormat/>
+    <w:pPr>
+      <w:widowControl w:val="0"/>
+    </w:pPr>
+  </w:style>
+  <w:style w:type="paragraph" w:styleId="2">
+    <w:name w:val="heading 2"/>
+    <w:basedOn w:val="a"/>
+    <w:link w:val="20"/>
+    <w:uiPriority w:val="9"/>
+    <w:qFormat/>
+    <w:rsid w:val="004F10FB"/>
+    <w:pPr>
+      <w:widowControl/>
+      <w:spacing w:before="100" w:beforeAutospacing="1" w:after="100" w:afterAutospacing="1"/>
+      <w:outlineLvl w:val="1"/>
+    </w:pPr>
+    <w:rPr>
+      <w:rFonts w:ascii="新細明體" w:eastAsia="新細明體" w:hAnsi="新細明體" w:cs="新細明體"/>
+      <w:b/>
+      <w:bCs/>
+      <w:kern w:val="0"/>
+      <w:sz w:val="36"/>
+      <w:szCs w:val="36"/>
+    </w:rPr>
+  </w:style>
+  <w:style w:type="paragraph" w:styleId="3">
+    <w:name w:val="heading 3"/>
+    <w:basedOn w:val="a"/>
+    <w:link w:val="30"/>
+    <w:uiPriority w:val="9"/>
+    <w:qFormat/>
+    <w:rsid w:val="004F10FB"/>
+    <w:pPr>
+      <w:widowControl/>
+      <w:spacing w:before="100" w:beforeAutospacing="1" w:after="100" w:afterAutospacing="1"/>
+      <w:outlineLvl w:val="2"/>
+    </w:pPr>
+    <w:rPr>
+      <w:rFonts w:ascii="新細明體" w:eastAsia="新細明體" w:hAnsi="新細明體" w:cs="新細明體"/>
+      <w:b/>
+      <w:bCs/>
+      <w:kern w:val="0"/>
+      <w:sz w:val="27"/>
+      <w:szCs w:val="27"/>
+    </w:rPr>
+  </w:style>
+  <w:style w:type="character" w:default="1" w:styleId="a0">
+    <w:name w:val="Default Paragraph Font"/>
+    <w:uiPriority w:val="1"/>
+    <w:semiHidden/>
+    <w:unhideWhenUsed/>
+  </w:style>
+  <w:style w:type="table" w:default="1" w:styleId="a1">
+    <w:name w:val="Normal Table"/>
+    <w:uiPriority w:val="99"/>
+    <w:semiHidden/>
+    <w:unhideWhenUsed/>
+    <w:tblPr>
+      <w:tblInd w:w="0" w:type="dxa"/>
+      <w:tblCellMar>
+        <w:top w:w="0" w:type="dxa"/>
+        <w:left w:w="108" w:type="dxa"/>
+        <w:bottom w:w="0" w:type="dxa"/>
+        <w:right w:w="108" w:type="dxa"/>
+      </w:tblCellMar>
+    </w:tblPr>
+  </w:style>
+  <w:style w:type="numbering" w:default="1" w:styleId="a2">
+    <w:name w:val="No List"/>
+    <w:uiPriority w:val="99"/>
+    <w:semiHidden/>
+    <w:unhideWhenUsed/>
+  </w:style>
+  <w:style w:type="paragraph" w:styleId="a3">
+    <w:name w:val="header"/>
+    <w:basedOn w:val="a"/>
+    <w:link w:val="a4"/>
+    <w:uiPriority w:val="99"/>
+    <w:unhideWhenUsed/>
+    <w:rsid w:val="004F10FB"/>
+    <w:pPr>
+      <w:tabs>
+        <w:tab w:val="center" w:pos="4153"/>
+        <w:tab w:val="right" w:pos="8306"/>
+      </w:tabs>
+      <w:snapToGrid w:val="0"/>
+    </w:pPr>
+    <w:rPr>
+      <w:sz w:val="20"/>
+      <w:szCs w:val="20"/>
+    </w:rPr>
+  </w:style>
+  <w:style w:type="character" w:customStyle="1" w:styleId="a4">
+    <w:name w:val="頁首 字元"/>
+    <w:basedOn w:val="a0"/>
+    <w:link w:val="a3"/>
+    <w:uiPriority w:val="99"/>
+    <w:rsid w:val="004F10FB"/>
+    <w:rPr>
+      <w:sz w:val="20"/>
+      <w:szCs w:val="20"/>
+    </w:rPr>
+  </w:style>
+  <w:style w:type="paragraph" w:styleId="a5">
+    <w:name w:val="footer"/>
+    <w:basedOn w:val="a"/>
+    <w:link w:val="a6"/>
+    <w:uiPriority w:val="99"/>
+    <w:unhideWhenUsed/>
+    <w:rsid w:val="004F10FB"/>
+    <w:pPr>
+      <w:tabs>
+        <w:tab w:val="center" w:pos="4153"/>
+        <w:tab w:val="right" w:pos="8306"/>
+      </w:tabs>
+      <w:snapToGrid w:val="0"/>
+    </w:pPr>
+    <w:rPr>
+      <w:sz w:val="20"/>
+      <w:szCs w:val="20"/>
+    </w:rPr>
+  </w:style>
+  <w:style w:type="character" w:customStyle="1" w:styleId="a6">
+    <w:name w:val="頁尾 字元"/>
+    <w:basedOn w:val="a0"/>
+    <w:link w:val="a5"/>
+    <w:uiPriority w:val="99"/>
+    <w:rsid w:val="004F10FB"/>
+    <w:rPr>
+      <w:sz w:val="20"/>
+      <w:szCs w:val="20"/>
+    </w:rPr>
+  </w:style>
+  <w:style w:type="character" w:customStyle="1" w:styleId="20">
+    <w:name w:val="標題 2 字元"/>
+    <w:basedOn w:val="a0"/>
+    <w:link w:val="2"/>
+    <w:uiPriority w:val="9"/>
+    <w:rsid w:val="004F10FB"/>
+    <w:rPr>
+      <w:rFonts w:ascii="新細明體" w:eastAsia="新細明體" w:hAnsi="新細明體" w:cs="新細明體"/>
+      <w:b/>
+      <w:bCs/>
+      <w:kern w:val="0"/>
+      <w:sz w:val="36"/>
+      <w:szCs w:val="36"/>
+    </w:rPr>
+  </w:style>
+  <w:style w:type="character" w:customStyle="1" w:styleId="30">
+    <w:name w:val="標題 3 字元"/>
+    <w:basedOn w:val="a0"/>
+    <w:link w:val="3"/>
+    <w:uiPriority w:val="9"/>
+    <w:rsid w:val="004F10FB"/>
+    <w:rPr>
+      <w:rFonts w:ascii="新細明體" w:eastAsia="新細明體" w:hAnsi="新細明體" w:cs="新細明體"/>
+      <w:b/>
+      <w:bCs/>
+      <w:kern w:val="0"/>
+      <w:sz w:val="27"/>
+      <w:szCs w:val="27"/>
+    </w:rPr>
+  </w:style>
+  <w:style w:type="character" w:styleId="a7">
+    <w:name w:val="Strong"/>
+    <w:basedOn w:val="a0"/>
+    <w:uiPriority w:val="22"/>
+    <w:qFormat/>
+    <w:rsid w:val="004F10FB"/>
+    <w:rPr>
+      <w:b/>
+      <w:bCs/>
+    </w:rPr>
+  </w:style>
+  <w:style w:type="paragraph" w:styleId="Web">
+    <w:name w:val="Normal (Web)"/>
+    <w:basedOn w:val="a"/>
+    <w:uiPriority w:val="99"/>
+    <w:semiHidden/>
+    <w:unhideWhenUsed/>
+    <w:rsid w:val="004F10FB"/>
+    <w:pPr>
+      <w:widowControl/>
+      <w:spacing w:before="100" w:beforeAutospacing="1" w:after="100" w:afterAutospacing="1"/>
+    </w:pPr>
+    <w:rPr>
+      <w:rFonts w:ascii="新細明體" w:eastAsia="新細明體" w:hAnsi="新細明體" w:cs="新細明體"/>
+      <w:kern w:val="0"/>
+      <w:szCs w:val="24"/>
+    </w:rPr>
+  </w:style>
+  <w:style w:type="character" w:styleId="HTML">
+    <w:name w:val="HTML Code"/>
+    <w:basedOn w:val="a0"/>
+    <w:uiPriority w:val="99"/>
+    <w:semiHidden/>
+    <w:unhideWhenUsed/>
+    <w:rsid w:val="004F10FB"/>
+    <w:rPr>
+      <w:rFonts w:ascii="細明體" w:eastAsia="細明體" w:hAnsi="細明體" w:cs="細明體"/>
+      <w:sz w:val="24"/>
+      <w:szCs w:val="24"/>
+    </w:rPr>
+  </w:style>
+  <w:style w:type="character" w:customStyle="1" w:styleId="math-inline">
+    <w:name w:val="math-inline"/>
+    <w:basedOn w:val="a0"/>
+    <w:rsid w:val="004F10FB"/>
+  </w:style>
+  <w:style w:type="paragraph" w:styleId="HTML0">
+    <w:name w:val="HTML Preformatted"/>
+    <w:basedOn w:val="a"/>
+    <w:link w:val="HTML1"/>
+    <w:uiPriority w:val="99"/>
+    <w:semiHidden/>
+    <w:unhideWhenUsed/>
+    <w:rsid w:val="004F10FB"/>
+    <w:pPr>
+      <w:widowControl/>
+      <w:tabs>
+        <w:tab w:val="left" w:pos="916"/>
+        <w:tab w:val="left" w:pos="1832"/>
+        <w:tab w:val="left" w:pos="2748"/>
+        <w:tab w:val="left" w:pos="3664"/>
+        <w:tab w:val="left" w:pos="4580"/>
+        <w:tab w:val="left" w:pos="5496"/>
+        <w:tab w:val="left" w:pos="6412"/>
+        <w:tab w:val="left" w:pos="7328"/>
+        <w:tab w:val="left" w:pos="8244"/>
+        <w:tab w:val="left" w:pos="9160"/>
+        <w:tab w:val="left" w:pos="10076"/>
+        <w:tab w:val="left" w:pos="10992"/>
+        <w:tab w:val="left" w:pos="11908"/>
+        <w:tab w:val="left" w:pos="12824"/>
+        <w:tab w:val="left" w:pos="13740"/>
+        <w:tab w:val="left" w:pos="14656"/>
+      </w:tabs>
+    </w:pPr>
+    <w:rPr>
+      <w:rFonts w:ascii="細明體" w:eastAsia="細明體" w:hAnsi="細明體" w:cs="細明體"/>
+      <w:kern w:val="0"/>
+      <w:szCs w:val="24"/>
+    </w:rPr>
+  </w:style>
+  <w:style w:type="character" w:customStyle="1" w:styleId="HTML1">
+    <w:name w:val="HTML 預設格式 字元"/>
+    <w:basedOn w:val="a0"/>
+    <w:link w:val="HTML0"/>
+    <w:uiPriority w:val="99"/>
+    <w:semiHidden/>
+    <w:rsid w:val="004F10FB"/>
+    <w:rPr>
+      <w:rFonts w:ascii="細明體" w:eastAsia="細明體" w:hAnsi="細明體" w:cs="細明體"/>
+      <w:kern w:val="0"/>
+      <w:szCs w:val="24"/>
+    </w:rPr>
+  </w:style>
+  <w:style w:type="table" w:styleId="a8">
+    <w:name w:val="Table Grid"/>
+    <w:basedOn w:val="a1"/>
+    <w:uiPriority w:val="39"/>
+    <w:rsid w:val="004F10FB"/>
+    <w:tblPr>
+      <w:tblBorders>
+        <w:top w:val="single" w:sz="4" w:space="0" w:color="auto"/>
+        <w:left w:val="single" w:sz="4" w:space="0" w:color="auto"/>
+        <w:bottom w:val="single" w:sz="4" w:space="0" w:color="auto"/>
+        <w:right w:val="single" w:sz="4" w:space="0" w:color="auto"/>
+        <w:insideH w:val="single" w:sz="4" w:space="0" w:color="auto"/>
+        <w:insideV w:val="single" w:sz="4" w:space="0" w:color="auto"/>
+      </w:tblBorders>
+    </w:tblPr>
+  </w:style>
+</w:styles>
+</file>
+
+<file path=word/stylesWithEffects.xml><?xml version="1.0" encoding="utf-8"?>
+<w:styles xmlns:wpc="http://schemas.microsoft.com/office/word/2010/wordprocessingCanvas" xmlns:mc="http://schemas.openxmlformats.org/markup-compatibility/2006" xmlns:o="urn:schemas-microsoft-com:office:office" xmlns:r="http://schemas.openxmlformats.org/officeDocument/2006/relationships" xmlns:m="http://schemas.openxmlformats.org/officeDocument/2006/math" xmlns:v="urn:schemas-microsoft-com:vml" xmlns:wp14="http://schemas.microsoft.com/office/word/2010/wordprocessingDrawing" xmlns:wp="http://schemas.openxmlformats.org/drawingml/2006/wordprocessingDrawing" xmlns:w10="urn:schemas-microsoft-com:office:word" xmlns:w="http://schemas.openxmlformats.org/wordprocessingml/2006/main" xmlns:w14="http://schemas.microsoft.com/office/word/2010/wordml" xmlns:wpg="http://schemas.microsoft.com/office/word/2010/wordprocessingGroup" xmlns:wpi="http://schemas.microsoft.com/office/word/2010/wordprocessingInk" xmlns:wne="http://schemas.microsoft.com/office/word/2006/wordml" xmlns:wps="http://schemas.microsoft.com/office/word/2010/wordprocessingShape" mc:Ignorable="w14 wp14">
+  <w:docDefaults>
+    <w:rPrDefault>
+      <w:rPr>
+        <w:rFonts w:asciiTheme="minorHAnsi" w:eastAsiaTheme="minorEastAsia" w:hAnsiTheme="minorHAnsi" w:cstheme="minorBidi"/>
+        <w:kern w:val="2"/>
+        <w:sz w:val="24"/>
+        <w:szCs w:val="22"/>
+        <w:lang w:val="en-US" w:eastAsia="zh-TW" w:bidi="ar-SA"/>
+      </w:rPr>
+    </w:rPrDefault>
+    <w:pPrDefault/>
+  </w:docDefaults>
+  <w:latentStyles w:defLockedState="0" w:defUIPriority="99" w:defSemiHidden="1" w:defUnhideWhenUsed="1" w:defQFormat="0" w:count="267">
+    <w:lsdException w:name="Normal" w:semiHidden="0" w:uiPriority="0" w:unhideWhenUsed="0" w:qFormat="1"/>
+    <w:lsdException w:name="heading 1" w:semiHidden="0" w:uiPriority="9" w:unhideWhenUsed="0" w:qFormat="1"/>
+    <w:lsdException w:name="heading 2" w:uiPriority="9" w:qFormat="1"/>
+    <w:lsdException w:name="heading 3" w:uiPriority="9" w:qFormat="1"/>
+    <w:lsdException w:name="heading 4" w:uiPriority="9" w:qFormat="1"/>
+    <w:lsdException w:name="heading 5" w:uiPriority="9" w:qFormat="1"/>
+    <w:lsdException w:name="heading 6" w:uiPriority="9" w:qFormat="1"/>
+    <w:lsdException w:name="heading 7" w:uiPriority="9" w:qFormat="1"/>
+    <w:lsdException w:name="heading 8" w:uiPriority="9" w:qFormat="1"/>
+    <w:lsdException w:name="heading 9" w:uiPriority="9" w:qFormat="1"/>
+    <w:lsdException w:name="toc 1" w:uiPriority="39"/>
+    <w:lsdException w:name="toc 2" w:uiPriority="39"/>
+    <w:lsdException w:name="toc 3" w:uiPriority="39"/>
+    <w:lsdException w:name="toc 4" w:uiPriority="39"/>
+    <w:lsdException w:name="toc 5" w:uiPriority="39"/>
+    <w:lsdException w:name="toc 6" w:uiPriority="39"/>
+    <w:lsdException w:name="toc 7" w:uiPriority="39"/>
+    <w:lsdException w:name="toc 8" w:uiPriority="39"/>
+    <w:lsdException w:name="toc 9" w:uiPriority="39"/>
+    <w:lsdException w:name="caption" w:uiPriority="35" w:qFormat="1"/>
+    <w:lsdException w:name="Title" w:semiHidden="0" w:uiPriority="10" w:unhideWhenUsed="0" w:qFormat="1"/>
+    <w:lsdException w:name="Default Paragraph Font" w:uiPriority="1"/>
+    <w:lsdException w:name="Subtitle" w:semiHidden="0" w:uiPriority="11" w:unhideWhenUsed="0" w:qFormat="1"/>
+    <w:lsdException w:name="Strong" w:semiHidden="0" w:uiPriority="22" w:unhideWhenUsed="0" w:qFormat="1"/>
+    <w:lsdException w:name="Emphasis" w:semiHidden="0" w:uiPriority="20" w:unhideWhenUsed="0" w:qFormat="1"/>
+    <w:lsdException w:name="Table Grid" w:semiHidden="0" w:uiPriority="39" w:unhideWhenUsed="0"/>
+    <w:lsdException w:name="Placeholder Text" w:unhideWhenUsed="0"/>
+    <w:lsdException w:name="No Spacing" w:semiHidden="0" w:uiPriority="1" w:unhideWhenUsed="0" w:qFormat="1"/>
+    <w:lsdException w:name="Light Shading" w:semiHidden="0" w:uiPriority="60" w:unhideWhenUsed="0"/>
+    <w:lsdException w:name="Light List" w:semiHidden="0" w:uiPriority="61" w:unhideWhenUsed="0"/>
+    <w:lsdException w:name="Light Grid" w:semiHidden="0" w:uiPriority="62" w:unhideWhenUsed="0"/>
+    <w:lsdException w:name="Medium Shading 1" w:semiHidden="0" w:uiPriority="63" w:unhideWhenUsed="0"/>
+    <w:lsdException w:name="Medium Shading 2" w:semiHidden="0" w:uiPriority="64" w:unhideWhenUsed="0"/>
+    <w:lsdException w:name="Medium List 1" w:semiHidden="0" w:uiPriority="65" w:unhideWhenUsed="0"/>
+    <w:lsdException w:name="Medium List 2" w:semiHidden="0" w:uiPriority="66" w:unhideWhenUsed="0"/>
+    <w:lsdException w:name="Medium Grid 1" w:semiHidden="0" w:uiPriority="67" w:unhideWhenUsed="0"/>
+    <w:lsdException w:name="Medium Grid 2" w:semiHidden="0" w:uiPriority="68" w:unhideWhenUsed="0"/>
+    <w:lsdException w:name="Medium Grid 3" w:semiHidden="0" w:uiPriority="69" w:unhideWhenUsed="0"/>
+    <w:lsdException w:name="Dark List" w:semiHidden="0" w:uiPriority="70" w:unhideWhenUsed="0"/>
+    <w:lsdException w:name="Colorful Shading" w:semiHidden="0" w:uiPriority="71" w:unhideWhenUsed="0"/>
+    <w:lsdException w:name="Colorful List" w:semiHidden="0" w:uiPriority="72" w:unhideWhenUsed="0"/>
+    <w:lsdException w:name="Colorful Grid" w:semiHidden="0" w:uiPriority="73" w:unhideWhenUsed="0"/>
+    <w:lsdException w:name="Light Shading Accent 1" w:semiHidden="0" w:uiPriority="60" w:unhideWhenUsed="0"/>
+    <w:lsdException w:name="Light List Accent 1" w:semiHidden="0" w:uiPriority="61" w:unhideWhenUsed="0"/>
+    <w:lsdException w:name="Light Grid Accent 1" w:semiHidden="0" w:uiPriority="62" w:unhideWhenUsed="0"/>
+    <w:lsdException w:name="Medium Shading 1 Accent 1" w:semiHidden="0" w:uiPriority="63" w:unhideWhenUsed="0"/>
+    <w:lsdException w:name="Medium Shading 2 Accent 1" w:semiHidden="0" w:uiPriority="64" w:unhideWhenUsed="0"/>
+    <w:lsdException w:name="Medium List 1 Accent 1" w:semiHidden="0" w:uiPriority="65" w:unhideWhenUsed="0"/>
+    <w:lsdException w:name="Revision" w:unhideWhenUsed="0"/>
+    <w:lsdException w:name="List Paragraph" w:semiHidden="0" w:uiPriority="34" w:unhideWhenUsed="0" w:qFormat="1"/>
+    <w:lsdException w:name="Quote" w:semiHidden="0" w:uiPriority="29" w:unhideWhenUsed="0" w:qFormat="1"/>
+    <w:lsdException w:name="Intense Quote" w:semiHidden="0" w:uiPriority="30" w:unhideWhenUsed="0" w:qFormat="1"/>
+    <w:lsdException w:name="Medium List 2 Accent 1" w:semiHidden="0" w:uiPriority="66" w:unhideWhenUsed="0"/>
+    <w:lsdException w:name="Medium Grid 1 Accent 1" w:semiHidden="0" w:uiPriority="67" w:unhideWhenUsed="0"/>
+    <w:lsdException w:name="Medium Grid 2 Accent 1" w:semiHidden="0" w:uiPriority="68" w:unhideWhenUsed="0"/>
+    <w:lsdException w:name="Medium Grid 3 Accent 1" w:semiHidden="0" w:uiPriority="69" w:unhideWhenUsed="0"/>
+    <w:lsdException w:name="Dark List Accent 1" w:semiHidden="0" w:uiPriority="70" w:unhideWhenUsed="0"/>
+    <w:lsdException w:name="Colorful Shading Accent 1" w:semiHidden="0" w:uiPriority="71" w:unhideWhenUsed="0"/>
+    <w:lsdException w:name="Colorful List Accent 1" w:semiHidden="0" w:uiPriority="72" w:unhideWhenUsed="0"/>
+    <w:lsdException w:name="Colorful Grid Accent 1" w:semiHidden="0" w:uiPriority="73" w:unhideWhenUsed="0"/>
+    <w:lsdException w:name="Light Shading Accent 2" w:semiHidden="0" w:uiPriority="60" w:unhideWhenUsed="0"/>
+    <w:lsdException w:name="Light List Accent 2" w:semiHidden="0" w:uiPriority="61" w:unhideWhenUsed="0"/>
+    <w:lsdException w:name="Light Grid Accent 2" w:semiHidden="0" w:uiPriority="62" w:unhideWhenUsed="0"/>
+    <w:lsdException w:name="Medium Shading 1 Accent 2" w:semiHidden="0" w:uiPriority="63" w:unhideWhenUsed="0"/>
+    <w:lsdException w:name="Medium Shading 2 Accent 2" w:semiHidden="0" w:uiPriority="64" w:unhideWhenUsed="0"/>
+    <w:lsdException w:name="Medium List 1 Accent 2" w:semiHidden="0" w:uiPriority="65" w:unhideWhenUsed="0"/>
+    <w:lsdException w:name="Medium List 2 Accent 2" w:semiHidden="0" w:uiPriority="66" w:unhideWhenUsed="0"/>
+    <w:lsdException w:name="Medium Grid 1 Accent 2" w:semiHidden="0" w:uiPriority="67" w:unhideWhenUsed="0"/>
+    <w:lsdException w:name="Medium Grid 2 Accent 2" w:semiHidden="0" w:uiPriority="68" w:unhideWhenUsed="0"/>
+    <w:lsdException w:name="Medium Grid 3 Accent 2" w:semiHidden="0" w:uiPriority="69" w:unhideWhenUsed="0"/>
+    <w:lsdException w:name="Dark List Accent 2" w:semiHidden="0" w:uiPriority="70" w:unhideWhenUsed="0"/>
+    <w:lsdException w:name="Colorful Shading Accent 2" w:semiHidden="0" w:uiPriority="71" w:unhideWhenUsed="0"/>
+    <w:lsdException w:name="Colorful List Accent 2" w:semiHidden="0" w:uiPriority="72" w:unhideWhenUsed="0"/>
+    <w:lsdException w:name="Colorful Grid Accent 2" w:semiHidden="0" w:uiPriority="73" w:unhideWhenUsed="0"/>
+    <w:lsdException w:name="Light Shading Accent 3" w:semiHidden="0" w:uiPriority="60" w:unhideWhenUsed="0"/>
+    <w:lsdException w:name="Light List Accent 3" w:semiHidden="0" w:uiPriority="61" w:unhideWhenUsed="0"/>
+    <w:lsdException w:name="Light Grid Accent 3" w:semiHidden="0" w:uiPriority="62" w:unhideWhenUsed="0"/>
+    <w:lsdException w:name="Medium Shading 1 Accent 3" w:semiHidden="0" w:uiPriority="63" w:unhideWhenUsed="0"/>
+    <w:lsdException w:name="Medium Shading 2 Accent 3" w:semiHidden="0" w:uiPriority="64" w:unhideWhenUsed="0"/>
+    <w:lsdException w:name="Medium List 1 Accent 3" w:semiHidden="0" w:uiPriority="65" w:unhideWhenUsed="0"/>
+    <w:lsdException w:name="Medium List 2 Accent 3" w:semiHidden="0" w:uiPriority="66" w:unhideWhenUsed="0"/>
+    <w:lsdException w:name="Medium Grid 1 Accent 3" w:semiHidden="0" w:uiPriority="67" w:unhideWhenUsed="0"/>
+    <w:lsdException w:name="Medium Grid 2 Accent 3" w:semiHidden="0" w:uiPriority="68" w:unhideWhenUsed="0"/>
+    <w:lsdException w:name="Medium Grid 3 Accent 3" w:semiHidden="0" w:uiPriority="69" w:unhideWhenUsed="0"/>
+    <w:lsdException w:name="Dark List Accent 3" w:semiHidden="0" w:uiPriority="70" w:unhideWhenUsed="0"/>
+    <w:lsdException w:name="Colorful Shading Accent 3" w:semiHidden="0" w:uiPriority="71" w:unhideWhenUsed="0"/>
+    <w:lsdException w:name="Colorful List Accent 3" w:semiHidden="0" w:uiPriority="72" w:unhideWhenUsed="0"/>
+    <w:lsdException w:name="Colorful Grid Accent 3" w:semiHidden="0" w:uiPriority="73" w:unhideWhenUsed="0"/>
+    <w:lsdException w:name="Light Shading Accent 4" w:semiHidden="0" w:uiPriority="60" w:unhideWhenUsed="0"/>
+    <w:lsdException w:name="Light List Accent 4" w:semiHidden="0" w:uiPriority="61" w:unhideWhenUsed="0"/>
+    <w:lsdException w:name="Light Grid Accent 4" w:semiHidden="0" w:uiPriority="62" w:unhideWhenUsed="0"/>
+    <w:lsdException w:name="Medium Shading 1 Accent 4" w:semiHidden="0" w:uiPriority="63" w:unhideWhenUsed="0"/>
+    <w:lsdException w:name="Medium Shading 2 Accent 4" w:semiHidden="0" w:uiPriority="64" w:unhideWhenUsed="0"/>
+    <w:lsdException w:name="Medium List 1 Accent 4" w:semiHidden="0" w:uiPriority="65" w:unhideWhenUsed="0"/>
+    <w:lsdException w:name="Medium List 2 Accent 4" w:semiHidden="0" w:uiPriority="66" w:unhideWhenUsed="0"/>
+    <w:lsdException w:name="Medium Grid 1 Accent 4" w:semiHidden="0" w:uiPriority="67" w:unhideWhenUsed="0"/>
+    <w:lsdException w:name="Medium Grid 2 Accent 4" w:semiHidden="0" w:uiPriority="68" w:unhideWhenUsed="0"/>
+    <w:lsdException w:name="Medium Grid 3 Accent 4" w:semiHidden="0" w:uiPriority="69" w:unhideWhenUsed="0"/>
+    <w:lsdException w:name="Dark List Accent 4" w:semiHidden="0" w:uiPriority="70" w:unhideWhenUsed="0"/>
+    <w:lsdException w:name="Colorful Shading Accent 4" w:semiHidden="0" w:uiPriority="71" w:unhideWhenUsed="0"/>
+    <w:lsdException w:name="Colorful List Accent 4" w:semiHidden="0" w:uiPriority="72" w:unhideWhenUsed="0"/>
+    <w:lsdException w:name="Colorful Grid Accent 4" w:semiHidden="0" w:uiPriority="73" w:unhideWhenUsed="0"/>
+    <w:lsdException w:name="Light Shading Accent 5" w:semiHidden="0" w:uiPriority="60" w:unhideWhenUsed="0"/>
+    <w:lsdException w:name="Light List Accent 5" w:semiHidden="0" w:uiPriority="61" w:unhideWhenUsed="0"/>
+    <w:lsdException w:name="Light Grid Accent 5" w:semiHidden="0" w:uiPriority="62" w:unhideWhenUsed="0"/>
+    <w:lsdException w:name="Medium Shading 1 Accent 5" w:semiHidden="0" w:uiPriority="63" w:unhideWhenUsed="0"/>
+    <w:lsdException w:name="Medium Shading 2 Accent 5" w:semiHidden="0" w:uiPriority="64" w:unhideWhenUsed="0"/>
+    <w:lsdException w:name="Medium List 1 Accent 5" w:semiHidden="0" w:uiPriority="65" w:unhideWhenUsed="0"/>
+    <w:lsdException w:name="Medium List 2 Accent 5" w:semiHidden="0" w:uiPriority="66" w:unhideWhenUsed="0"/>
+    <w:lsdException w:name="Medium Grid 1 Accent 5" w:semiHidden="0" w:uiPriority="67" w:unhideWhenUsed="0"/>
+    <w:lsdException w:name="Medium Grid 2 Accent 5" w:semiHidden="0" w:uiPriority="68" w:unhideWhenUsed="0"/>
+    <w:lsdException w:name="Medium Grid 3 Accent 5" w:semiHidden="0" w:uiPriority="69" w:unhideWhenUsed="0"/>
+    <w:lsdException w:name="Dark List Accent 5" w:semiHidden="0" w:uiPriority="70" w:unhideWhenUsed="0"/>
+    <w:lsdException w:name="Colorful Shading Accent 5" w:semiHidden="0" w:uiPriority="71" w:unhideWhenUsed="0"/>
+    <w:lsdException w:name="Colorful List Accent 5" w:semiHidden="0" w:uiPriority="72" w:unhideWhenUsed="0"/>
+    <w:lsdException w:name="Colorful Grid Accent 5" w:semiHidden="0" w:uiPriority="73" w:unhideWhenUsed="0"/>
+    <w:lsdException w:name="Light Shading Accent 6" w:semiHidden="0" w:uiPriority="60" w:unhideWhenUsed="0"/>
+    <w:lsdException w:name="Light List Accent 6" w:semiHidden="0" w:uiPriority="61" w:unhideWhenUsed="0"/>
+    <w:lsdException w:name="Light Grid Accent 6" w:semiHidden="0" w:uiPriority="62" w:unhideWhenUsed="0"/>
+    <w:lsdException w:name="Medium Shading 1 Accent 6" w:semiHidden="0" w:uiPriority="63" w:unhideWhenUsed="0"/>
+    <w:lsdException w:name="Medium Shading 2 Accent 6" w:semiHidden="0" w:uiPriority="64" w:unhideWhenUsed="0"/>
+    <w:lsdException w:name="Medium List 1 Accent 6" w:semiHidden="0" w:uiPriority="65" w:unhideWhenUsed="0"/>
+    <w:lsdException w:name="Medium List 2 Accent 6" w:semiHidden="0" w:uiPriority="66" w:unhideWhenUsed="0"/>
+    <w:lsdException w:name="Medium Grid 1 Accent 6" w:semiHidden="0" w:uiPriority="67" w:unhideWhenUsed="0"/>
+    <w:lsdException w:name="Medium Grid 2 Accent 6" w:semiHidden="0" w:uiPriority="68" w:unhideWhenUsed="0"/>
+    <w:lsdException w:name="Medium Grid 3 Accent 6" w:semiHidden="0" w:uiPriority="69" w:unhideWhenUsed="0"/>
+    <w:lsdException w:name="Dark List Accent 6" w:semiHidden="0" w:uiPriority="70" w:unhideWhenUsed="0"/>
+    <w:lsdException w:name="Colorful Shading Accent 6" w:semiHidden="0" w:uiPriority="71" w:unhideWhenUsed="0"/>
+    <w:lsdException w:name="Colorful List Accent 6" w:semiHidden="0" w:uiPriority="72" w:unhideWhenUsed="0"/>
+    <w:lsdException w:name="Colorful Grid Accent 6" w:semiHidden="0" w:uiPriority="73" w:unhideWhenUsed="0"/>
+    <w:lsdException w:name="Subtle Emphasis" w:semiHidden="0" w:uiPriority="19" w:unhideWhenUsed="0" w:qFormat="1"/>
+    <w:lsdException w:name="Intense Emphasis" w:semiHidden="0" w:uiPriority="21" w:unhideWhenUsed="0" w:qFormat="1"/>
+    <w:lsdException w:name="Subtle Reference" w:semiHidden="0" w:uiPriority="31" w:unhideWhenUsed="0" w:qFormat="1"/>
+    <w:lsdException w:name="Intense Reference" w:semiHidden="0" w:uiPriority="32" w:unhideWhenUsed="0" w:qFormat="1"/>
+    <w:lsdException w:name="Book Title" w:semiHidden="0" w:uiPriority="33" w:unhideWhenUsed="0" w:qFormat="1"/>
+    <w:lsdException w:name="Bibliography" w:uiPriority="37"/>
+    <w:lsdException w:name="TOC Heading" w:uiPriority="39" w:qFormat="1"/>
   </w:latentStyles>
   <w:style w:type="paragraph" w:default="1" w:styleId="a">
     <w:name w:val="Normal"/>
@@ -6280,7 +6487,7 @@
   <a:extraClrSchemeLst/>
   <a:extLst>
     <a:ext uri="{05A4C25C-085E-4340-85A3-A5531E510DB2}">
-      <thm15:themeFamily xmlns:thm15="http://schemas.microsoft.com/office/thememl/2012/main" name="Office Theme" id="{62F939B6-93AF-4DB8-9C6B-D6C7DFDC589F}" vid="{4A3C46E8-61CC-4603-A589-7422A47A8E4A}"/>
+      <thm15:themeFamily xmlns:thm15="http://schemas.microsoft.com/office/thememl/2012/main" xmlns="" name="Office Theme" id="{62F939B6-93AF-4DB8-9C6B-D6C7DFDC589F}" vid="{4A3C46E8-61CC-4603-A589-7422A47A8E4A}"/>
     </a:ext>
   </a:extLst>
 </a:theme>
